--- a/public/assets/docs/surat Kuasa IPB RUN 2026.docx
+++ b/public/assets/docs/surat Kuasa IPB RUN 2026.docx
@@ -6,20 +6,22 @@
       <w:pPr>
         <w:jc w:val="center"/>
         <w:rPr>
-          <w:rFonts w:ascii="Bahnschrift Light" w:hAnsi="Bahnschrift Light"/>
+          <w:rFonts w:ascii="Times New Roman" w:hAnsi="Times New Roman" w:cs="Times New Roman"/>
           <w:b/>
           <w:bCs/>
           <w:sz w:val="28"/>
           <w:szCs w:val="28"/>
-        </w:rPr>
-      </w:pPr>
-      <w:r>
-        <w:rPr>
-          <w:rFonts w:ascii="Bahnschrift Light" w:hAnsi="Bahnschrift Light"/>
+          <w:lang w:val="fi-FI"/>
+        </w:rPr>
+      </w:pPr>
+      <w:r>
+        <w:rPr>
+          <w:rFonts w:ascii="Times New Roman" w:hAnsi="Times New Roman" w:cs="Times New Roman"/>
           <w:b/>
           <w:bCs/>
           <w:sz w:val="28"/>
           <w:szCs w:val="28"/>
+          <w:lang w:val="fi-FI"/>
         </w:rPr>
         <w:t>Surat Kuasa Pengambilan Paket Lomba</w:t>
       </w:r>
@@ -28,104 +30,58 @@
       <w:pPr>
         <w:jc w:val="center"/>
         <w:rPr>
-          <w:rFonts w:ascii="Bahnschrift Light" w:hAnsi="Bahnschrift Light"/>
+          <w:rFonts w:ascii="Times New Roman" w:hAnsi="Times New Roman" w:cs="Times New Roman"/>
           <w:b/>
           <w:bCs/>
           <w:sz w:val="28"/>
           <w:szCs w:val="28"/>
-          <w:lang w:val="en-US"/>
-        </w:rPr>
-      </w:pPr>
-      <w:r>
-        <w:rPr>
-          <w:rFonts w:ascii="Bahnschrift Light" w:hAnsi="Bahnschrift Light"/>
+          <w:lang w:val="fi-FI"/>
+        </w:rPr>
+      </w:pPr>
+      <w:r>
+        <w:rPr>
+          <w:rFonts w:ascii="Times New Roman" w:hAnsi="Times New Roman" w:cs="Times New Roman"/>
           <w:b/>
           <w:bCs/>
           <w:sz w:val="28"/>
           <w:szCs w:val="28"/>
-        </w:rPr>
-        <w:t>IPB RUN</w:t>
-      </w:r>
-      <w:r>
-        <w:rPr>
-          <w:rFonts w:ascii="Bahnschrift Light" w:hAnsi="Bahnschrift Light"/>
-          <w:b/>
-          <w:bCs/>
-          <w:sz w:val="28"/>
-          <w:szCs w:val="28"/>
-          <w:lang w:val="en-US"/>
-        </w:rPr>
-        <w:t xml:space="preserve"> </w:t>
-      </w:r>
-      <w:r>
-        <w:rPr>
-          <w:rFonts w:ascii="Bahnschrift Light" w:hAnsi="Bahnschrift Light"/>
-          <w:b/>
-          <w:bCs/>
-          <w:sz w:val="28"/>
-          <w:szCs w:val="28"/>
-        </w:rPr>
-        <w:t>202</w:t>
-      </w:r>
-      <w:r>
-        <w:rPr>
-          <w:rFonts w:ascii="Bahnschrift Light" w:hAnsi="Bahnschrift Light"/>
-          <w:b/>
-          <w:bCs/>
-          <w:sz w:val="28"/>
-          <w:szCs w:val="28"/>
-          <w:lang w:val="en-US"/>
-        </w:rPr>
-        <w:t>6</w:t>
-      </w:r>
-    </w:p>
-    <w:p>
-      <w:pPr>
-        <w:rPr>
-          <w:rFonts w:ascii="Bahnschrift Light" w:hAnsi="Bahnschrift Light"/>
-          <w:sz w:val="28"/>
-          <w:szCs w:val="28"/>
-        </w:rPr>
-      </w:pPr>
-    </w:p>
-    <w:p>
-      <w:pPr>
-        <w:rPr>
-          <w:rFonts w:ascii="Bahnschrift Light" w:hAnsi="Bahnschrift Light"/>
-          <w:sz w:val="24"/>
-          <w:szCs w:val="24"/>
-        </w:rPr>
-      </w:pPr>
-      <w:r>
-        <w:rPr>
-          <w:rFonts w:ascii="Bahnschrift Light" w:hAnsi="Bahnschrift Light"/>
-          <w:sz w:val="24"/>
-          <w:szCs w:val="24"/>
+          <w:lang w:val="fi-FI"/>
+        </w:rPr>
+        <w:t>IPB RUN 2026</w:t>
+      </w:r>
+    </w:p>
+    <w:p>
+      <w:pPr>
+        <w:rPr>
+          <w:rFonts w:ascii="Times New Roman" w:hAnsi="Times New Roman" w:cs="Times New Roman"/>
+        </w:rPr>
+      </w:pPr>
+      <w:r>
+        <w:rPr>
+          <w:rFonts w:ascii="Times New Roman" w:hAnsi="Times New Roman" w:cs="Times New Roman"/>
         </w:rPr>
         <w:t xml:space="preserve">Dengan surat ini, saya yang bertandatangan dibawah ini: </w:t>
       </w:r>
     </w:p>
     <w:p>
       <w:pPr>
-        <w:rPr>
-          <w:rFonts w:ascii="Bahnschrift Light" w:hAnsi="Bahnschrift Light"/>
-          <w:sz w:val="24"/>
-          <w:szCs w:val="24"/>
-        </w:rPr>
-      </w:pPr>
-      <w:r>
-        <w:rPr>
-          <w:rFonts w:ascii="Bahnschrift Light" w:hAnsi="Bahnschrift Light"/>
-          <w:sz w:val="24"/>
-          <w:szCs w:val="24"/>
+        <w:spacing w:after="0"/>
+        <w:rPr>
+          <w:rFonts w:ascii="Times New Roman" w:hAnsi="Times New Roman" w:cs="Times New Roman"/>
+          <w:lang w:val="nb-NO"/>
+        </w:rPr>
+      </w:pPr>
+      <w:r>
+        <w:rPr>
+          <w:rFonts w:ascii="Times New Roman" w:hAnsi="Times New Roman" w:cs="Times New Roman"/>
+          <w:lang w:val="nb-NO"/>
         </w:rPr>
         <w:t>Nama Lengkap</w:t>
       </w:r>
       <w:r>
         <w:rPr>
-          <w:rFonts w:ascii="Bahnschrift Light" w:hAnsi="Bahnschrift Light"/>
-          <w:sz w:val="24"/>
-          <w:szCs w:val="24"/>
+          <w:rFonts w:ascii="Times New Roman" w:hAnsi="Times New Roman" w:cs="Times New Roman"/>
+          <w:lang w:val="nb-NO"/>
         </w:rPr>
         <w:tab/>
         <w:t>:</w:t>
@@ -133,42 +89,38 @@
     </w:p>
     <w:p>
       <w:pPr>
-        <w:rPr>
-          <w:rFonts w:ascii="Bahnschrift Light" w:hAnsi="Bahnschrift Light"/>
-          <w:sz w:val="24"/>
-          <w:szCs w:val="24"/>
-        </w:rPr>
-      </w:pPr>
-      <w:r>
-        <w:rPr>
-          <w:rFonts w:ascii="Bahnschrift Light" w:hAnsi="Bahnschrift Light"/>
-          <w:sz w:val="24"/>
-          <w:szCs w:val="24"/>
+        <w:spacing w:after="0"/>
+        <w:rPr>
+          <w:rFonts w:ascii="Times New Roman" w:hAnsi="Times New Roman" w:cs="Times New Roman"/>
+          <w:lang w:val="nb-NO"/>
+        </w:rPr>
+      </w:pPr>
+      <w:r>
+        <w:rPr>
+          <w:rFonts w:ascii="Times New Roman" w:hAnsi="Times New Roman" w:cs="Times New Roman"/>
+          <w:lang w:val="nb-NO"/>
         </w:rPr>
         <w:t>NIK</w:t>
       </w:r>
       <w:r>
         <w:rPr>
-          <w:rFonts w:ascii="Bahnschrift Light" w:hAnsi="Bahnschrift Light"/>
-          <w:sz w:val="24"/>
-          <w:szCs w:val="24"/>
+          <w:rFonts w:ascii="Times New Roman" w:hAnsi="Times New Roman" w:cs="Times New Roman"/>
+          <w:lang w:val="nb-NO"/>
         </w:rPr>
         <w:tab/>
       </w:r>
       <w:r>
         <w:rPr>
-          <w:rFonts w:ascii="Bahnschrift Light" w:hAnsi="Bahnschrift Light"/>
-          <w:sz w:val="24"/>
-          <w:szCs w:val="24"/>
+          <w:rFonts w:ascii="Times New Roman" w:hAnsi="Times New Roman" w:cs="Times New Roman"/>
+          <w:lang w:val="nb-NO"/>
         </w:rPr>
         <w:tab/>
         <w:t>`</w:t>
       </w:r>
       <w:r>
         <w:rPr>
-          <w:rFonts w:ascii="Bahnschrift Light" w:hAnsi="Bahnschrift Light"/>
-          <w:sz w:val="24"/>
-          <w:szCs w:val="24"/>
+          <w:rFonts w:ascii="Times New Roman" w:hAnsi="Times New Roman" w:cs="Times New Roman"/>
+          <w:lang w:val="nb-NO"/>
         </w:rPr>
         <w:tab/>
         <w:t>:</w:t>
@@ -176,36 +128,46 @@
     </w:p>
     <w:p>
       <w:pPr>
-        <w:rPr>
-          <w:rFonts w:ascii="Bahnschrift Light" w:hAnsi="Bahnschrift Light"/>
-          <w:sz w:val="24"/>
-          <w:szCs w:val="24"/>
-        </w:rPr>
-      </w:pPr>
-      <w:r>
-        <w:rPr>
-          <w:rFonts w:ascii="Bahnschrift Light" w:hAnsi="Bahnschrift Light"/>
-          <w:sz w:val="24"/>
-          <w:szCs w:val="24"/>
+        <w:spacing w:after="0"/>
+        <w:rPr>
+          <w:rFonts w:ascii="Times New Roman" w:hAnsi="Times New Roman" w:cs="Times New Roman"/>
+          <w:lang w:val="nb-NO"/>
+        </w:rPr>
+      </w:pPr>
+      <w:r>
+        <w:rPr>
+          <w:rFonts w:ascii="Times New Roman" w:hAnsi="Times New Roman" w:cs="Times New Roman"/>
+          <w:lang w:val="nb-NO"/>
         </w:rPr>
         <w:t>Kategori Jarak</w:t>
       </w:r>
       <w:r>
         <w:rPr>
-          <w:rFonts w:ascii="Bahnschrift Light" w:hAnsi="Bahnschrift Light"/>
-          <w:sz w:val="24"/>
-          <w:szCs w:val="24"/>
+          <w:rFonts w:ascii="Times New Roman" w:hAnsi="Times New Roman" w:cs="Times New Roman"/>
+          <w:lang w:val="nb-NO"/>
         </w:rPr>
         <w:tab/>
+      </w:r>
+      <w:r>
+        <w:rPr>
+          <w:rFonts w:ascii="Times New Roman" w:hAnsi="Times New Roman" w:cs="Times New Roman"/>
+          <w:lang w:val="nb-NO"/>
+        </w:rPr>
+        <w:tab/>
+      </w:r>
+      <w:r>
+        <w:rPr>
+          <w:rFonts w:ascii="Times New Roman" w:hAnsi="Times New Roman" w:cs="Times New Roman"/>
+          <w:lang w:val="nb-NO"/>
+        </w:rPr>
         <w:t>:</w:t>
       </w:r>
     </w:p>
     <w:p>
       <w:pPr>
         <w:rPr>
-          <w:rFonts w:ascii="Bahnschrift Light" w:hAnsi="Bahnschrift Light"/>
-          <w:sz w:val="24"/>
-          <w:szCs w:val="24"/>
+          <w:rFonts w:ascii="Times New Roman" w:hAnsi="Times New Roman" w:cs="Times New Roman"/>
+          <w:lang w:val="nb-NO"/>
         </w:rPr>
       </w:pPr>
     </w:p>
@@ -216,43 +178,44 @@
         <w:autoSpaceDN w:val="0"/>
         <w:spacing w:after="0" w:line="253" w:lineRule="exact"/>
         <w:rPr>
-          <w:rFonts w:ascii="Bahnschrift Light" w:eastAsia="Arial MT" w:hAnsi="Bahnschrift Light" w:cs="Arial MT"/>
-          <w:kern w:val="0"/>
-          <w:sz w:val="24"/>
-          <w:szCs w:val="24"/>
-          <w:lang w:val="ms"/>
-          <w14:ligatures w14:val="none"/>
-        </w:rPr>
-      </w:pPr>
-      <w:r>
-        <w:rPr>
-          <w:rFonts w:ascii="Bahnschrift Light" w:eastAsia="Arial MT" w:hAnsi="Bahnschrift Light" w:cs="Arial MT"/>
-          <w:kern w:val="0"/>
-          <w:sz w:val="24"/>
-          <w:szCs w:val="24"/>
-          <w:lang w:val="ms"/>
-          <w14:ligatures w14:val="none"/>
-        </w:rPr>
-        <w:t>memberikan</w:t>
-      </w:r>
-      <w:r>
-        <w:rPr>
-          <w:rFonts w:ascii="Bahnschrift Light" w:eastAsia="Arial MT" w:hAnsi="Bahnschrift Light" w:cs="Arial MT"/>
+          <w:rFonts w:ascii="Times New Roman" w:eastAsia="Arial MT" w:hAnsi="Times New Roman" w:cs="Times New Roman"/>
+          <w:kern w:val="0"/>
+          <w:lang w:val="ms"/>
+          <w14:ligatures w14:val="none"/>
+        </w:rPr>
+      </w:pPr>
+      <w:r>
+        <w:rPr>
+          <w:rFonts w:ascii="Times New Roman" w:eastAsia="Arial MT" w:hAnsi="Times New Roman" w:cs="Times New Roman"/>
+          <w:kern w:val="0"/>
+          <w:lang w:val="ms"/>
+          <w14:ligatures w14:val="none"/>
+        </w:rPr>
+        <w:t>M</w:t>
+      </w:r>
+      <w:r>
+        <w:rPr>
+          <w:rFonts w:ascii="Times New Roman" w:eastAsia="Arial MT" w:hAnsi="Times New Roman" w:cs="Times New Roman"/>
+          <w:kern w:val="0"/>
+          <w:lang w:val="ms"/>
+          <w14:ligatures w14:val="none"/>
+        </w:rPr>
+        <w:t>emberikan</w:t>
+      </w:r>
+      <w:r>
+        <w:rPr>
+          <w:rFonts w:ascii="Times New Roman" w:eastAsia="Arial MT" w:hAnsi="Times New Roman" w:cs="Times New Roman"/>
           <w:spacing w:val="-8"/>
           <w:kern w:val="0"/>
-          <w:sz w:val="24"/>
-          <w:szCs w:val="24"/>
-          <w:lang w:val="ms"/>
-          <w14:ligatures w14:val="none"/>
-        </w:rPr>
-        <w:t xml:space="preserve"> </w:t>
-      </w:r>
-      <w:r>
-        <w:rPr>
-          <w:rFonts w:ascii="Bahnschrift Light" w:eastAsia="Arial MT" w:hAnsi="Bahnschrift Light" w:cs="Arial MT"/>
-          <w:kern w:val="0"/>
-          <w:sz w:val="24"/>
-          <w:szCs w:val="24"/>
+          <w:lang w:val="ms"/>
+          <w14:ligatures w14:val="none"/>
+        </w:rPr>
+        <w:t xml:space="preserve"> </w:t>
+      </w:r>
+      <w:r>
+        <w:rPr>
+          <w:rFonts w:ascii="Times New Roman" w:eastAsia="Arial MT" w:hAnsi="Times New Roman" w:cs="Times New Roman"/>
+          <w:kern w:val="0"/>
           <w:lang w:val="ms"/>
           <w14:ligatures w14:val="none"/>
         </w:rPr>
@@ -260,22 +223,18 @@
       </w:r>
       <w:r>
         <w:rPr>
-          <w:rFonts w:ascii="Bahnschrift Light" w:eastAsia="Arial MT" w:hAnsi="Bahnschrift Light" w:cs="Arial MT"/>
+          <w:rFonts w:ascii="Times New Roman" w:eastAsia="Arial MT" w:hAnsi="Times New Roman" w:cs="Times New Roman"/>
           <w:spacing w:val="-8"/>
           <w:kern w:val="0"/>
-          <w:sz w:val="24"/>
-          <w:szCs w:val="24"/>
-          <w:lang w:val="ms"/>
-          <w14:ligatures w14:val="none"/>
-        </w:rPr>
-        <w:t xml:space="preserve"> </w:t>
-      </w:r>
-      <w:r>
-        <w:rPr>
-          <w:rFonts w:ascii="Bahnschrift Light" w:eastAsia="Arial MT" w:hAnsi="Bahnschrift Light" w:cs="Arial MT"/>
-          <w:kern w:val="0"/>
-          <w:sz w:val="24"/>
-          <w:szCs w:val="24"/>
+          <w:lang w:val="ms"/>
+          <w14:ligatures w14:val="none"/>
+        </w:rPr>
+        <w:t xml:space="preserve"> </w:t>
+      </w:r>
+      <w:r>
+        <w:rPr>
+          <w:rFonts w:ascii="Times New Roman" w:eastAsia="Arial MT" w:hAnsi="Times New Roman" w:cs="Times New Roman"/>
+          <w:kern w:val="0"/>
           <w:lang w:val="ms"/>
           <w14:ligatures w14:val="none"/>
         </w:rPr>
@@ -283,23 +242,9 @@
       </w:r>
       <w:r>
         <w:rPr>
-          <w:rFonts w:ascii="Bahnschrift Light" w:eastAsia="Arial MT" w:hAnsi="Bahnschrift Light" w:cs="Arial MT"/>
-          <w:spacing w:val="-5"/>
-          <w:kern w:val="0"/>
-          <w:sz w:val="24"/>
-          <w:szCs w:val="24"/>
-          <w:lang w:val="ms"/>
-          <w14:ligatures w14:val="none"/>
-        </w:rPr>
-        <w:t xml:space="preserve"> </w:t>
-      </w:r>
-      <w:r>
-        <w:rPr>
-          <w:rFonts w:ascii="Bahnschrift Light" w:eastAsia="Arial MT" w:hAnsi="Bahnschrift Light" w:cs="Arial MT"/>
+          <w:rFonts w:ascii="Times New Roman" w:eastAsia="Arial MT" w:hAnsi="Times New Roman" w:cs="Times New Roman"/>
           <w:spacing w:val="-10"/>
           <w:kern w:val="0"/>
-          <w:sz w:val="24"/>
-          <w:szCs w:val="24"/>
           <w:lang w:val="ms"/>
           <w14:ligatures w14:val="none"/>
         </w:rPr>
@@ -308,25 +253,23 @@
     </w:p>
     <w:p>
       <w:pPr>
-        <w:rPr>
-          <w:rFonts w:ascii="Bahnschrift Light" w:hAnsi="Bahnschrift Light"/>
-          <w:sz w:val="24"/>
-          <w:szCs w:val="24"/>
-        </w:rPr>
-      </w:pPr>
-      <w:r>
-        <w:rPr>
-          <w:rFonts w:ascii="Bahnschrift Light" w:hAnsi="Bahnschrift Light"/>
-          <w:sz w:val="24"/>
-          <w:szCs w:val="24"/>
+        <w:spacing w:after="0"/>
+        <w:rPr>
+          <w:rFonts w:ascii="Times New Roman" w:hAnsi="Times New Roman" w:cs="Times New Roman"/>
+          <w:lang w:val="fi-FI"/>
+        </w:rPr>
+      </w:pPr>
+      <w:r>
+        <w:rPr>
+          <w:rFonts w:ascii="Times New Roman" w:hAnsi="Times New Roman" w:cs="Times New Roman"/>
+          <w:lang w:val="fi-FI"/>
         </w:rPr>
         <w:t>Nama Lengkap</w:t>
       </w:r>
       <w:r>
         <w:rPr>
-          <w:rFonts w:ascii="Bahnschrift Light" w:hAnsi="Bahnschrift Light"/>
-          <w:sz w:val="24"/>
-          <w:szCs w:val="24"/>
+          <w:rFonts w:ascii="Times New Roman" w:hAnsi="Times New Roman" w:cs="Times New Roman"/>
+          <w:lang w:val="fi-FI"/>
         </w:rPr>
         <w:tab/>
         <w:t>:</w:t>
@@ -334,45 +277,50 @@
     </w:p>
     <w:p>
       <w:pPr>
-        <w:rPr>
-          <w:rFonts w:ascii="Bahnschrift Light" w:hAnsi="Bahnschrift Light"/>
-          <w:sz w:val="24"/>
-          <w:szCs w:val="24"/>
-        </w:rPr>
-      </w:pPr>
-      <w:r>
-        <w:rPr>
-          <w:rFonts w:ascii="Bahnschrift Light" w:hAnsi="Bahnschrift Light"/>
-          <w:sz w:val="24"/>
-          <w:szCs w:val="24"/>
+        <w:spacing w:after="0"/>
+        <w:rPr>
+          <w:rFonts w:ascii="Times New Roman" w:hAnsi="Times New Roman" w:cs="Times New Roman"/>
+          <w:lang w:val="fi-FI" w:eastAsia="zh-CN"/>
+        </w:rPr>
+      </w:pPr>
+      <w:r>
+        <w:rPr>
+          <w:rFonts w:ascii="Times New Roman" w:hAnsi="Times New Roman" w:cs="Times New Roman"/>
+          <w:lang w:val="fi-FI" w:eastAsia="zh-CN"/>
         </w:rPr>
         <w:t>NIK</w:t>
       </w:r>
       <w:r>
         <w:rPr>
-          <w:rFonts w:ascii="Bahnschrift Light" w:hAnsi="Bahnschrift Light"/>
-          <w:sz w:val="24"/>
-          <w:szCs w:val="24"/>
+          <w:rFonts w:ascii="Times New Roman" w:hAnsi="Times New Roman" w:cs="Times New Roman"/>
+          <w:lang w:val="fi-FI" w:eastAsia="zh-CN"/>
         </w:rPr>
         <w:tab/>
       </w:r>
       <w:r>
         <w:rPr>
-          <w:rFonts w:ascii="Bahnschrift Light" w:hAnsi="Bahnschrift Light"/>
-          <w:sz w:val="24"/>
-          <w:szCs w:val="24"/>
+          <w:rFonts w:ascii="Times New Roman" w:hAnsi="Times New Roman" w:cs="Times New Roman"/>
+          <w:lang w:val="fi-FI" w:eastAsia="zh-CN"/>
         </w:rPr>
         <w:tab/>
       </w:r>
       <w:r>
         <w:rPr>
-          <w:rFonts w:ascii="Bahnschrift Light" w:hAnsi="Bahnschrift Light"/>
-          <w:sz w:val="24"/>
-          <w:szCs w:val="24"/>
+          <w:rFonts w:ascii="Times New Roman" w:hAnsi="Times New Roman" w:cs="Times New Roman"/>
+          <w:lang w:val="fi-FI" w:eastAsia="zh-CN"/>
         </w:rPr>
         <w:tab/>
         <w:t>:</w:t>
       </w:r>
+    </w:p>
+    <w:p>
+      <w:pPr>
+        <w:spacing w:after="0"/>
+        <w:rPr>
+          <w:rFonts w:ascii="Times New Roman" w:hAnsi="Times New Roman" w:cs="Times New Roman"/>
+          <w:lang w:val="fi-FI" w:eastAsia="zh-CN"/>
+        </w:rPr>
+      </w:pPr>
     </w:p>
     <w:p>
       <w:pPr>
@@ -382,426 +330,352 @@
         <w:spacing w:after="0" w:line="252" w:lineRule="exact"/>
         <w:jc w:val="both"/>
         <w:rPr>
-          <w:rFonts w:ascii="Bahnschrift Light" w:eastAsia="Arial MT" w:hAnsi="Bahnschrift Light" w:cs="Arial MT"/>
+          <w:rFonts w:ascii="Times New Roman" w:eastAsia="Arial MT" w:hAnsi="Times New Roman" w:cs="Times New Roman"/>
           <w:spacing w:val="-2"/>
           <w:kern w:val="0"/>
-          <w:sz w:val="24"/>
-          <w:szCs w:val="24"/>
-          <w:lang w:val="ms"/>
-          <w14:ligatures w14:val="none"/>
-        </w:rPr>
-      </w:pPr>
-      <w:r>
-        <w:rPr>
-          <w:rFonts w:ascii="Bahnschrift Light" w:eastAsia="Arial MT" w:hAnsi="Bahnschrift Light" w:cs="Arial MT"/>
-          <w:kern w:val="0"/>
-          <w:sz w:val="24"/>
-          <w:szCs w:val="24"/>
-          <w:lang w:val="ms"/>
+          <w:lang w:val="ms" w:eastAsia="zh-CN"/>
+          <w14:ligatures w14:val="none"/>
+        </w:rPr>
+      </w:pPr>
+      <w:r>
+        <w:rPr>
+          <w:rFonts w:ascii="Times New Roman" w:eastAsia="Arial MT" w:hAnsi="Times New Roman" w:cs="Times New Roman"/>
+          <w:kern w:val="0"/>
+          <w:lang w:val="ms" w:eastAsia="zh-CN"/>
           <w14:ligatures w14:val="none"/>
         </w:rPr>
         <w:t>Untuk</w:t>
       </w:r>
       <w:r>
         <w:rPr>
-          <w:rFonts w:ascii="Bahnschrift Light" w:eastAsia="Arial MT" w:hAnsi="Bahnschrift Light" w:cs="Arial MT"/>
+          <w:rFonts w:ascii="Times New Roman" w:eastAsia="Arial MT" w:hAnsi="Times New Roman" w:cs="Times New Roman"/>
           <w:spacing w:val="-5"/>
           <w:kern w:val="0"/>
-          <w:sz w:val="24"/>
-          <w:szCs w:val="24"/>
-          <w:lang w:val="ms"/>
-          <w14:ligatures w14:val="none"/>
-        </w:rPr>
-        <w:t xml:space="preserve"> </w:t>
-      </w:r>
-      <w:r>
-        <w:rPr>
-          <w:rFonts w:ascii="Bahnschrift Light" w:eastAsia="Arial MT" w:hAnsi="Bahnschrift Light" w:cs="Arial MT"/>
-          <w:kern w:val="0"/>
-          <w:sz w:val="24"/>
-          <w:szCs w:val="24"/>
-          <w:lang w:val="ms"/>
+          <w:lang w:val="ms" w:eastAsia="zh-CN"/>
+          <w14:ligatures w14:val="none"/>
+        </w:rPr>
+        <w:t xml:space="preserve"> </w:t>
+      </w:r>
+      <w:r>
+        <w:rPr>
+          <w:rFonts w:ascii="Times New Roman" w:eastAsia="Arial MT" w:hAnsi="Times New Roman" w:cs="Times New Roman"/>
+          <w:kern w:val="0"/>
+          <w:lang w:val="ms" w:eastAsia="zh-CN"/>
           <w14:ligatures w14:val="none"/>
         </w:rPr>
         <w:t>mengambil</w:t>
       </w:r>
       <w:r>
         <w:rPr>
-          <w:rFonts w:ascii="Bahnschrift Light" w:eastAsia="Arial MT" w:hAnsi="Bahnschrift Light" w:cs="Arial MT"/>
+          <w:rFonts w:ascii="Times New Roman" w:eastAsia="Arial MT" w:hAnsi="Times New Roman" w:cs="Times New Roman"/>
           <w:spacing w:val="-5"/>
           <w:kern w:val="0"/>
-          <w:sz w:val="24"/>
-          <w:szCs w:val="24"/>
-          <w:lang w:val="ms"/>
-          <w14:ligatures w14:val="none"/>
-        </w:rPr>
-        <w:t xml:space="preserve"> </w:t>
-      </w:r>
-      <w:r>
-        <w:rPr>
-          <w:rFonts w:ascii="Bahnschrift Light" w:eastAsia="Arial MT" w:hAnsi="Bahnschrift Light" w:cs="Arial MT"/>
-          <w:kern w:val="0"/>
-          <w:sz w:val="24"/>
-          <w:szCs w:val="24"/>
-          <w:lang w:val="ms"/>
+          <w:lang w:val="ms" w:eastAsia="zh-CN"/>
+          <w14:ligatures w14:val="none"/>
+        </w:rPr>
+        <w:t xml:space="preserve"> </w:t>
+      </w:r>
+      <w:r>
+        <w:rPr>
+          <w:rFonts w:ascii="Times New Roman" w:eastAsia="Arial MT" w:hAnsi="Times New Roman" w:cs="Times New Roman"/>
+          <w:kern w:val="0"/>
+          <w:lang w:val="ms" w:eastAsia="zh-CN"/>
           <w14:ligatures w14:val="none"/>
         </w:rPr>
         <w:t>paket</w:t>
       </w:r>
       <w:r>
         <w:rPr>
-          <w:rFonts w:ascii="Bahnschrift Light" w:eastAsia="Arial MT" w:hAnsi="Bahnschrift Light" w:cs="Arial MT"/>
+          <w:rFonts w:ascii="Times New Roman" w:eastAsia="Arial MT" w:hAnsi="Times New Roman" w:cs="Times New Roman"/>
           <w:spacing w:val="-6"/>
           <w:kern w:val="0"/>
-          <w:sz w:val="24"/>
-          <w:szCs w:val="24"/>
-          <w:lang w:val="ms"/>
-          <w14:ligatures w14:val="none"/>
-        </w:rPr>
-        <w:t xml:space="preserve"> </w:t>
-      </w:r>
-      <w:r>
-        <w:rPr>
-          <w:rFonts w:ascii="Bahnschrift Light" w:eastAsia="Arial MT" w:hAnsi="Bahnschrift Light" w:cs="Arial MT"/>
-          <w:kern w:val="0"/>
-          <w:sz w:val="24"/>
-          <w:szCs w:val="24"/>
-          <w:lang w:val="ms"/>
+          <w:lang w:val="ms" w:eastAsia="zh-CN"/>
+          <w14:ligatures w14:val="none"/>
+        </w:rPr>
+        <w:t xml:space="preserve"> </w:t>
+      </w:r>
+      <w:r>
+        <w:rPr>
+          <w:rFonts w:ascii="Times New Roman" w:eastAsia="Arial MT" w:hAnsi="Times New Roman" w:cs="Times New Roman"/>
+          <w:kern w:val="0"/>
+          <w:lang w:val="ms" w:eastAsia="zh-CN"/>
           <w14:ligatures w14:val="none"/>
         </w:rPr>
         <w:t>lomba</w:t>
       </w:r>
       <w:r>
         <w:rPr>
-          <w:rFonts w:ascii="Bahnschrift Light" w:eastAsia="Arial MT" w:hAnsi="Bahnschrift Light" w:cs="Arial MT"/>
+          <w:rFonts w:ascii="Times New Roman" w:eastAsia="Arial MT" w:hAnsi="Times New Roman" w:cs="Times New Roman"/>
           <w:spacing w:val="-5"/>
           <w:kern w:val="0"/>
-          <w:sz w:val="24"/>
-          <w:szCs w:val="24"/>
-          <w:lang w:val="ms"/>
-          <w14:ligatures w14:val="none"/>
-        </w:rPr>
-        <w:t xml:space="preserve"> </w:t>
-      </w:r>
-      <w:r>
-        <w:rPr>
-          <w:rFonts w:ascii="Bahnschrift Light" w:eastAsia="Arial MT" w:hAnsi="Bahnschrift Light" w:cs="Arial MT"/>
-          <w:kern w:val="0"/>
-          <w:sz w:val="24"/>
-          <w:szCs w:val="24"/>
-          <w:lang w:val="ms"/>
+          <w:lang w:val="ms" w:eastAsia="zh-CN"/>
+          <w14:ligatures w14:val="none"/>
+        </w:rPr>
+        <w:t xml:space="preserve"> </w:t>
+      </w:r>
+      <w:r>
+        <w:rPr>
+          <w:rFonts w:ascii="Times New Roman" w:eastAsia="Arial MT" w:hAnsi="Times New Roman" w:cs="Times New Roman"/>
+          <w:kern w:val="0"/>
+          <w:lang w:val="ms" w:eastAsia="zh-CN"/>
           <w14:ligatures w14:val="none"/>
         </w:rPr>
         <w:t>atas</w:t>
       </w:r>
       <w:r>
         <w:rPr>
-          <w:rFonts w:ascii="Bahnschrift Light" w:eastAsia="Arial MT" w:hAnsi="Bahnschrift Light" w:cs="Arial MT"/>
+          <w:rFonts w:ascii="Times New Roman" w:eastAsia="Arial MT" w:hAnsi="Times New Roman" w:cs="Times New Roman"/>
           <w:spacing w:val="-5"/>
           <w:kern w:val="0"/>
-          <w:sz w:val="24"/>
-          <w:szCs w:val="24"/>
-          <w:lang w:val="ms"/>
-          <w14:ligatures w14:val="none"/>
-        </w:rPr>
-        <w:t xml:space="preserve"> </w:t>
-      </w:r>
-      <w:r>
-        <w:rPr>
-          <w:rFonts w:ascii="Bahnschrift Light" w:eastAsia="Arial MT" w:hAnsi="Bahnschrift Light" w:cs="Arial MT"/>
-          <w:kern w:val="0"/>
-          <w:sz w:val="24"/>
-          <w:szCs w:val="24"/>
-          <w:lang w:val="ms"/>
+          <w:lang w:val="ms" w:eastAsia="zh-CN"/>
+          <w14:ligatures w14:val="none"/>
+        </w:rPr>
+        <w:t xml:space="preserve"> </w:t>
+      </w:r>
+      <w:r>
+        <w:rPr>
+          <w:rFonts w:ascii="Times New Roman" w:eastAsia="Arial MT" w:hAnsi="Times New Roman" w:cs="Times New Roman"/>
+          <w:kern w:val="0"/>
+          <w:lang w:val="ms" w:eastAsia="zh-CN"/>
           <w14:ligatures w14:val="none"/>
         </w:rPr>
         <w:t>nama</w:t>
       </w:r>
       <w:r>
         <w:rPr>
-          <w:rFonts w:ascii="Bahnschrift Light" w:eastAsia="Arial MT" w:hAnsi="Bahnschrift Light" w:cs="Arial MT"/>
+          <w:rFonts w:ascii="Times New Roman" w:eastAsia="Arial MT" w:hAnsi="Times New Roman" w:cs="Times New Roman"/>
           <w:spacing w:val="-6"/>
           <w:kern w:val="0"/>
-          <w:sz w:val="24"/>
-          <w:szCs w:val="24"/>
-          <w:lang w:val="ms"/>
-          <w14:ligatures w14:val="none"/>
-        </w:rPr>
-        <w:t xml:space="preserve"> </w:t>
-      </w:r>
-      <w:r>
-        <w:rPr>
-          <w:rFonts w:ascii="Bahnschrift Light" w:eastAsia="Arial MT" w:hAnsi="Bahnschrift Light" w:cs="Arial MT"/>
+          <w:lang w:val="ms" w:eastAsia="zh-CN"/>
+          <w14:ligatures w14:val="none"/>
+        </w:rPr>
+        <w:t xml:space="preserve"> </w:t>
+      </w:r>
+      <w:r>
+        <w:rPr>
+          <w:rFonts w:ascii="Times New Roman" w:eastAsia="Arial MT" w:hAnsi="Times New Roman" w:cs="Times New Roman"/>
           <w:spacing w:val="-4"/>
           <w:kern w:val="0"/>
-          <w:sz w:val="24"/>
-          <w:szCs w:val="24"/>
-          <w:lang w:val="ms"/>
+          <w:lang w:val="ms" w:eastAsia="zh-CN"/>
           <w14:ligatures w14:val="none"/>
         </w:rPr>
         <w:t xml:space="preserve">saya, </w:t>
       </w:r>
       <w:r>
         <w:rPr>
-          <w:rFonts w:ascii="Bahnschrift Light" w:eastAsia="Arial MT" w:hAnsi="Bahnschrift Light" w:cs="Arial MT"/>
-          <w:kern w:val="0"/>
-          <w:sz w:val="24"/>
-          <w:szCs w:val="24"/>
-          <w:lang w:val="ms"/>
+          <w:rFonts w:ascii="Times New Roman" w:eastAsia="Arial MT" w:hAnsi="Times New Roman" w:cs="Times New Roman"/>
+          <w:kern w:val="0"/>
+          <w:lang w:val="ms" w:eastAsia="zh-CN"/>
           <w14:ligatures w14:val="none"/>
         </w:rPr>
         <w:t>Seiring</w:t>
       </w:r>
       <w:r>
         <w:rPr>
-          <w:rFonts w:ascii="Bahnschrift Light" w:eastAsia="Arial MT" w:hAnsi="Bahnschrift Light" w:cs="Arial MT"/>
+          <w:rFonts w:ascii="Times New Roman" w:eastAsia="Arial MT" w:hAnsi="Times New Roman" w:cs="Times New Roman"/>
           <w:spacing w:val="-5"/>
           <w:kern w:val="0"/>
-          <w:sz w:val="24"/>
-          <w:szCs w:val="24"/>
-          <w:lang w:val="ms"/>
-          <w14:ligatures w14:val="none"/>
-        </w:rPr>
-        <w:t xml:space="preserve"> </w:t>
-      </w:r>
-      <w:r>
-        <w:rPr>
-          <w:rFonts w:ascii="Bahnschrift Light" w:eastAsia="Arial MT" w:hAnsi="Bahnschrift Light" w:cs="Arial MT"/>
-          <w:kern w:val="0"/>
-          <w:sz w:val="24"/>
-          <w:szCs w:val="24"/>
-          <w:lang w:val="ms"/>
+          <w:lang w:val="ms" w:eastAsia="zh-CN"/>
+          <w14:ligatures w14:val="none"/>
+        </w:rPr>
+        <w:t xml:space="preserve"> </w:t>
+      </w:r>
+      <w:r>
+        <w:rPr>
+          <w:rFonts w:ascii="Times New Roman" w:eastAsia="Arial MT" w:hAnsi="Times New Roman" w:cs="Times New Roman"/>
+          <w:kern w:val="0"/>
+          <w:lang w:val="ms" w:eastAsia="zh-CN"/>
           <w14:ligatures w14:val="none"/>
         </w:rPr>
         <w:t>dengan</w:t>
       </w:r>
       <w:r>
         <w:rPr>
-          <w:rFonts w:ascii="Bahnschrift Light" w:eastAsia="Arial MT" w:hAnsi="Bahnschrift Light" w:cs="Arial MT"/>
+          <w:rFonts w:ascii="Times New Roman" w:eastAsia="Arial MT" w:hAnsi="Times New Roman" w:cs="Times New Roman"/>
           <w:spacing w:val="-8"/>
           <w:kern w:val="0"/>
-          <w:sz w:val="24"/>
-          <w:szCs w:val="24"/>
-          <w:lang w:val="ms"/>
-          <w14:ligatures w14:val="none"/>
-        </w:rPr>
-        <w:t xml:space="preserve"> </w:t>
-      </w:r>
-      <w:r>
-        <w:rPr>
-          <w:rFonts w:ascii="Bahnschrift Light" w:eastAsia="Arial MT" w:hAnsi="Bahnschrift Light" w:cs="Arial MT"/>
-          <w:kern w:val="0"/>
-          <w:sz w:val="24"/>
-          <w:szCs w:val="24"/>
-          <w:lang w:val="ms"/>
+          <w:lang w:val="ms" w:eastAsia="zh-CN"/>
+          <w14:ligatures w14:val="none"/>
+        </w:rPr>
+        <w:t xml:space="preserve"> </w:t>
+      </w:r>
+      <w:r>
+        <w:rPr>
+          <w:rFonts w:ascii="Times New Roman" w:eastAsia="Arial MT" w:hAnsi="Times New Roman" w:cs="Times New Roman"/>
+          <w:kern w:val="0"/>
+          <w:lang w:val="ms" w:eastAsia="zh-CN"/>
           <w14:ligatures w14:val="none"/>
         </w:rPr>
         <w:t>surat</w:t>
       </w:r>
       <w:r>
         <w:rPr>
-          <w:rFonts w:ascii="Bahnschrift Light" w:eastAsia="Arial MT" w:hAnsi="Bahnschrift Light" w:cs="Arial MT"/>
+          <w:rFonts w:ascii="Times New Roman" w:eastAsia="Arial MT" w:hAnsi="Times New Roman" w:cs="Times New Roman"/>
           <w:spacing w:val="-7"/>
           <w:kern w:val="0"/>
-          <w:sz w:val="24"/>
-          <w:szCs w:val="24"/>
-          <w:lang w:val="ms"/>
-          <w14:ligatures w14:val="none"/>
-        </w:rPr>
-        <w:t xml:space="preserve"> </w:t>
-      </w:r>
-      <w:r>
-        <w:rPr>
-          <w:rFonts w:ascii="Bahnschrift Light" w:eastAsia="Arial MT" w:hAnsi="Bahnschrift Light" w:cs="Arial MT"/>
-          <w:kern w:val="0"/>
-          <w:sz w:val="24"/>
-          <w:szCs w:val="24"/>
-          <w:lang w:val="ms"/>
+          <w:lang w:val="ms" w:eastAsia="zh-CN"/>
+          <w14:ligatures w14:val="none"/>
+        </w:rPr>
+        <w:t xml:space="preserve"> </w:t>
+      </w:r>
+      <w:r>
+        <w:rPr>
+          <w:rFonts w:ascii="Times New Roman" w:eastAsia="Arial MT" w:hAnsi="Times New Roman" w:cs="Times New Roman"/>
+          <w:kern w:val="0"/>
+          <w:lang w:val="ms" w:eastAsia="zh-CN"/>
           <w14:ligatures w14:val="none"/>
         </w:rPr>
         <w:t>ini</w:t>
       </w:r>
       <w:r>
         <w:rPr>
-          <w:rFonts w:ascii="Bahnschrift Light" w:eastAsia="Arial MT" w:hAnsi="Bahnschrift Light" w:cs="Arial MT"/>
+          <w:rFonts w:ascii="Times New Roman" w:eastAsia="Arial MT" w:hAnsi="Times New Roman" w:cs="Times New Roman"/>
           <w:spacing w:val="-7"/>
           <w:kern w:val="0"/>
-          <w:sz w:val="24"/>
-          <w:szCs w:val="24"/>
-          <w:lang w:val="ms"/>
-          <w14:ligatures w14:val="none"/>
-        </w:rPr>
-        <w:t xml:space="preserve"> </w:t>
-      </w:r>
-      <w:r>
-        <w:rPr>
-          <w:rFonts w:ascii="Bahnschrift Light" w:eastAsia="Arial MT" w:hAnsi="Bahnschrift Light" w:cs="Arial MT"/>
-          <w:kern w:val="0"/>
-          <w:sz w:val="24"/>
-          <w:szCs w:val="24"/>
-          <w:lang w:val="ms"/>
+          <w:lang w:val="ms" w:eastAsia="zh-CN"/>
+          <w14:ligatures w14:val="none"/>
+        </w:rPr>
+        <w:t xml:space="preserve"> </w:t>
+      </w:r>
+      <w:r>
+        <w:rPr>
+          <w:rFonts w:ascii="Times New Roman" w:eastAsia="Arial MT" w:hAnsi="Times New Roman" w:cs="Times New Roman"/>
+          <w:kern w:val="0"/>
+          <w:lang w:val="ms" w:eastAsia="zh-CN"/>
           <w14:ligatures w14:val="none"/>
         </w:rPr>
         <w:t>adalah</w:t>
       </w:r>
       <w:r>
         <w:rPr>
-          <w:rFonts w:ascii="Bahnschrift Light" w:eastAsia="Arial MT" w:hAnsi="Bahnschrift Light" w:cs="Arial MT"/>
+          <w:rFonts w:ascii="Times New Roman" w:eastAsia="Arial MT" w:hAnsi="Times New Roman" w:cs="Times New Roman"/>
           <w:spacing w:val="-6"/>
           <w:kern w:val="0"/>
-          <w:sz w:val="24"/>
-          <w:szCs w:val="24"/>
-          <w:lang w:val="ms"/>
-          <w14:ligatures w14:val="none"/>
-        </w:rPr>
-        <w:t xml:space="preserve"> </w:t>
-      </w:r>
-      <w:r>
-        <w:rPr>
-          <w:rFonts w:ascii="Bahnschrift Light" w:eastAsia="Arial MT" w:hAnsi="Bahnschrift Light" w:cs="Arial MT"/>
-          <w:kern w:val="0"/>
-          <w:sz w:val="24"/>
-          <w:szCs w:val="24"/>
-          <w:lang w:val="ms"/>
+          <w:lang w:val="ms" w:eastAsia="zh-CN"/>
+          <w14:ligatures w14:val="none"/>
+        </w:rPr>
+        <w:t xml:space="preserve"> </w:t>
+      </w:r>
+      <w:r>
+        <w:rPr>
+          <w:rFonts w:ascii="Times New Roman" w:eastAsia="Arial MT" w:hAnsi="Times New Roman" w:cs="Times New Roman"/>
+          <w:kern w:val="0"/>
+          <w:lang w:val="ms" w:eastAsia="zh-CN"/>
           <w14:ligatures w14:val="none"/>
         </w:rPr>
         <w:t>dokumen</w:t>
       </w:r>
       <w:r>
         <w:rPr>
-          <w:rFonts w:ascii="Bahnschrift Light" w:eastAsia="Arial MT" w:hAnsi="Bahnschrift Light" w:cs="Arial MT"/>
+          <w:rFonts w:ascii="Times New Roman" w:eastAsia="Arial MT" w:hAnsi="Times New Roman" w:cs="Times New Roman"/>
           <w:spacing w:val="-6"/>
           <w:kern w:val="0"/>
-          <w:sz w:val="24"/>
-          <w:szCs w:val="24"/>
-          <w:lang w:val="ms"/>
-          <w14:ligatures w14:val="none"/>
-        </w:rPr>
-        <w:t xml:space="preserve"> </w:t>
-      </w:r>
-      <w:r>
-        <w:rPr>
-          <w:rFonts w:ascii="Bahnschrift Light" w:eastAsia="Arial MT" w:hAnsi="Bahnschrift Light" w:cs="Arial MT"/>
-          <w:kern w:val="0"/>
-          <w:sz w:val="24"/>
-          <w:szCs w:val="24"/>
-          <w:lang w:val="ms"/>
+          <w:lang w:val="ms" w:eastAsia="zh-CN"/>
+          <w14:ligatures w14:val="none"/>
+        </w:rPr>
+        <w:t xml:space="preserve"> </w:t>
+      </w:r>
+      <w:r>
+        <w:rPr>
+          <w:rFonts w:ascii="Times New Roman" w:eastAsia="Arial MT" w:hAnsi="Times New Roman" w:cs="Times New Roman"/>
+          <w:kern w:val="0"/>
+          <w:lang w:val="ms" w:eastAsia="zh-CN"/>
           <w14:ligatures w14:val="none"/>
         </w:rPr>
         <w:t>yang</w:t>
       </w:r>
       <w:r>
         <w:rPr>
-          <w:rFonts w:ascii="Bahnschrift Light" w:eastAsia="Arial MT" w:hAnsi="Bahnschrift Light" w:cs="Arial MT"/>
+          <w:rFonts w:ascii="Times New Roman" w:eastAsia="Arial MT" w:hAnsi="Times New Roman" w:cs="Times New Roman"/>
           <w:spacing w:val="-5"/>
           <w:kern w:val="0"/>
-          <w:sz w:val="24"/>
-          <w:szCs w:val="24"/>
-          <w:lang w:val="ms"/>
-          <w14:ligatures w14:val="none"/>
-        </w:rPr>
-        <w:t xml:space="preserve"> </w:t>
-      </w:r>
-      <w:r>
-        <w:rPr>
-          <w:rFonts w:ascii="Bahnschrift Light" w:eastAsia="Arial MT" w:hAnsi="Bahnschrift Light" w:cs="Arial MT"/>
-          <w:kern w:val="0"/>
-          <w:sz w:val="24"/>
-          <w:szCs w:val="24"/>
-          <w:lang w:val="ms"/>
+          <w:lang w:val="ms" w:eastAsia="zh-CN"/>
+          <w14:ligatures w14:val="none"/>
+        </w:rPr>
+        <w:t xml:space="preserve"> </w:t>
+      </w:r>
+      <w:r>
+        <w:rPr>
+          <w:rFonts w:ascii="Times New Roman" w:eastAsia="Arial MT" w:hAnsi="Times New Roman" w:cs="Times New Roman"/>
+          <w:kern w:val="0"/>
+          <w:lang w:val="ms" w:eastAsia="zh-CN"/>
           <w14:ligatures w14:val="none"/>
         </w:rPr>
         <w:t>diperlukan</w:t>
       </w:r>
       <w:r>
         <w:rPr>
-          <w:rFonts w:ascii="Bahnschrift Light" w:eastAsia="Arial MT" w:hAnsi="Bahnschrift Light" w:cs="Arial MT"/>
+          <w:rFonts w:ascii="Times New Roman" w:eastAsia="Arial MT" w:hAnsi="Times New Roman" w:cs="Times New Roman"/>
           <w:spacing w:val="-8"/>
           <w:kern w:val="0"/>
-          <w:sz w:val="24"/>
-          <w:szCs w:val="24"/>
-          <w:lang w:val="ms"/>
-          <w14:ligatures w14:val="none"/>
-        </w:rPr>
-        <w:t xml:space="preserve"> </w:t>
-      </w:r>
-      <w:r>
-        <w:rPr>
-          <w:rFonts w:ascii="Bahnschrift Light" w:eastAsia="Arial MT" w:hAnsi="Bahnschrift Light" w:cs="Arial MT"/>
-          <w:kern w:val="0"/>
-          <w:sz w:val="24"/>
-          <w:szCs w:val="24"/>
-          <w:lang w:val="ms"/>
+          <w:lang w:val="ms" w:eastAsia="zh-CN"/>
+          <w14:ligatures w14:val="none"/>
+        </w:rPr>
+        <w:t xml:space="preserve"> </w:t>
+      </w:r>
+      <w:r>
+        <w:rPr>
+          <w:rFonts w:ascii="Times New Roman" w:eastAsia="Arial MT" w:hAnsi="Times New Roman" w:cs="Times New Roman"/>
+          <w:kern w:val="0"/>
+          <w:lang w:val="ms" w:eastAsia="zh-CN"/>
           <w14:ligatures w14:val="none"/>
         </w:rPr>
         <w:t>untuk</w:t>
       </w:r>
       <w:r>
         <w:rPr>
-          <w:rFonts w:ascii="Bahnschrift Light" w:eastAsia="Arial MT" w:hAnsi="Bahnschrift Light" w:cs="Arial MT"/>
+          <w:rFonts w:ascii="Times New Roman" w:eastAsia="Arial MT" w:hAnsi="Times New Roman" w:cs="Times New Roman"/>
           <w:spacing w:val="-5"/>
           <w:kern w:val="0"/>
-          <w:sz w:val="24"/>
-          <w:szCs w:val="24"/>
-          <w:lang w:val="ms"/>
-          <w14:ligatures w14:val="none"/>
-        </w:rPr>
-        <w:t xml:space="preserve"> </w:t>
-      </w:r>
-      <w:r>
-        <w:rPr>
-          <w:rFonts w:ascii="Bahnschrift Light" w:eastAsia="Arial MT" w:hAnsi="Bahnschrift Light" w:cs="Arial MT"/>
-          <w:kern w:val="0"/>
-          <w:sz w:val="24"/>
-          <w:szCs w:val="24"/>
-          <w:lang w:val="ms"/>
+          <w:lang w:val="ms" w:eastAsia="zh-CN"/>
+          <w14:ligatures w14:val="none"/>
+        </w:rPr>
+        <w:t xml:space="preserve"> </w:t>
+      </w:r>
+      <w:r>
+        <w:rPr>
+          <w:rFonts w:ascii="Times New Roman" w:eastAsia="Arial MT" w:hAnsi="Times New Roman" w:cs="Times New Roman"/>
+          <w:kern w:val="0"/>
+          <w:lang w:val="ms" w:eastAsia="zh-CN"/>
           <w14:ligatures w14:val="none"/>
         </w:rPr>
         <w:t>pengambilan</w:t>
       </w:r>
       <w:r>
         <w:rPr>
-          <w:rFonts w:ascii="Bahnschrift Light" w:eastAsia="Arial MT" w:hAnsi="Bahnschrift Light" w:cs="Arial MT"/>
+          <w:rFonts w:ascii="Times New Roman" w:eastAsia="Arial MT" w:hAnsi="Times New Roman" w:cs="Times New Roman"/>
           <w:spacing w:val="-6"/>
           <w:kern w:val="0"/>
-          <w:sz w:val="24"/>
-          <w:szCs w:val="24"/>
-          <w:lang w:val="ms"/>
-          <w14:ligatures w14:val="none"/>
-        </w:rPr>
-        <w:t xml:space="preserve"> </w:t>
-      </w:r>
-      <w:r>
-        <w:rPr>
-          <w:rFonts w:ascii="Bahnschrift Light" w:eastAsia="Arial MT" w:hAnsi="Bahnschrift Light" w:cs="Arial MT"/>
-          <w:kern w:val="0"/>
-          <w:sz w:val="24"/>
-          <w:szCs w:val="24"/>
-          <w:lang w:val="ms"/>
+          <w:lang w:val="ms" w:eastAsia="zh-CN"/>
+          <w14:ligatures w14:val="none"/>
+        </w:rPr>
+        <w:t xml:space="preserve"> </w:t>
+      </w:r>
+      <w:r>
+        <w:rPr>
+          <w:rFonts w:ascii="Times New Roman" w:eastAsia="Arial MT" w:hAnsi="Times New Roman" w:cs="Times New Roman"/>
+          <w:kern w:val="0"/>
+          <w:lang w:val="ms" w:eastAsia="zh-CN"/>
           <w14:ligatures w14:val="none"/>
         </w:rPr>
         <w:t>paket</w:t>
       </w:r>
       <w:r>
         <w:rPr>
-          <w:rFonts w:ascii="Bahnschrift Light" w:eastAsia="Arial MT" w:hAnsi="Bahnschrift Light" w:cs="Arial MT"/>
+          <w:rFonts w:ascii="Times New Roman" w:eastAsia="Arial MT" w:hAnsi="Times New Roman" w:cs="Times New Roman"/>
           <w:spacing w:val="-4"/>
           <w:kern w:val="0"/>
-          <w:sz w:val="24"/>
-          <w:szCs w:val="24"/>
-          <w:lang w:val="ms"/>
-          <w14:ligatures w14:val="none"/>
-        </w:rPr>
-        <w:t xml:space="preserve"> </w:t>
-      </w:r>
-      <w:r>
-        <w:rPr>
-          <w:rFonts w:ascii="Bahnschrift Light" w:eastAsia="Arial MT" w:hAnsi="Bahnschrift Light" w:cs="Arial MT"/>
+          <w:lang w:val="ms" w:eastAsia="zh-CN"/>
+          <w14:ligatures w14:val="none"/>
+        </w:rPr>
+        <w:t xml:space="preserve"> </w:t>
+      </w:r>
+      <w:r>
+        <w:rPr>
+          <w:rFonts w:ascii="Times New Roman" w:eastAsia="Arial MT" w:hAnsi="Times New Roman" w:cs="Times New Roman"/>
           <w:spacing w:val="-2"/>
           <w:kern w:val="0"/>
-          <w:sz w:val="24"/>
-          <w:szCs w:val="24"/>
-          <w:lang w:val="ms"/>
+          <w:lang w:val="ms" w:eastAsia="zh-CN"/>
           <w14:ligatures w14:val="none"/>
         </w:rPr>
         <w:t>lomba:</w:t>
@@ -815,12 +689,10 @@
         <w:spacing w:after="0" w:line="252" w:lineRule="exact"/>
         <w:jc w:val="both"/>
         <w:rPr>
-          <w:rFonts w:ascii="Bahnschrift Light" w:eastAsia="Arial MT" w:hAnsi="Bahnschrift Light" w:cs="Arial MT"/>
+          <w:rFonts w:ascii="Times New Roman" w:eastAsia="Arial MT" w:hAnsi="Times New Roman" w:cs="Times New Roman"/>
           <w:spacing w:val="-2"/>
           <w:kern w:val="0"/>
-          <w:sz w:val="24"/>
-          <w:szCs w:val="24"/>
-          <w:lang w:val="ms"/>
+          <w:lang w:val="ms" w:eastAsia="zh-CN"/>
           <w14:ligatures w14:val="none"/>
         </w:rPr>
       </w:pPr>
@@ -836,21 +708,17 @@
         <w:autoSpaceDN w:val="0"/>
         <w:spacing w:after="0" w:line="252" w:lineRule="exact"/>
         <w:rPr>
-          <w:rFonts w:ascii="Bahnschrift Light" w:eastAsia="Arial MT" w:hAnsi="Bahnschrift Light" w:cs="Arial MT"/>
-          <w:kern w:val="0"/>
-          <w:sz w:val="24"/>
-          <w:szCs w:val="24"/>
-          <w:lang w:val="ms"/>
-          <w14:ligatures w14:val="none"/>
-        </w:rPr>
-      </w:pPr>
-      <w:r>
-        <w:rPr>
-          <w:rFonts w:ascii="Bahnschrift Light" w:eastAsia="Arial MT" w:hAnsi="Bahnschrift Light" w:cs="Arial MT"/>
+          <w:rFonts w:ascii="Times New Roman" w:eastAsia="Arial MT" w:hAnsi="Times New Roman" w:cs="Times New Roman"/>
+          <w:kern w:val="0"/>
+          <w:lang w:val="ms"/>
+          <w14:ligatures w14:val="none"/>
+        </w:rPr>
+      </w:pPr>
+      <w:r>
+        <w:rPr>
+          <w:rFonts w:ascii="Times New Roman" w:eastAsia="Arial MT" w:hAnsi="Times New Roman" w:cs="Times New Roman"/>
           <w:spacing w:val="-2"/>
           <w:kern w:val="0"/>
-          <w:sz w:val="24"/>
-          <w:szCs w:val="24"/>
           <w:lang w:val="ms"/>
           <w14:ligatures w14:val="none"/>
         </w:rPr>
@@ -868,21 +736,17 @@
         <w:autoSpaceDN w:val="0"/>
         <w:spacing w:after="0" w:line="252" w:lineRule="exact"/>
         <w:rPr>
-          <w:rFonts w:ascii="Bahnschrift Light" w:eastAsia="Arial MT" w:hAnsi="Bahnschrift Light" w:cs="Arial MT"/>
-          <w:kern w:val="0"/>
-          <w:sz w:val="24"/>
-          <w:szCs w:val="24"/>
-          <w:lang w:val="ms"/>
-          <w14:ligatures w14:val="none"/>
-        </w:rPr>
-      </w:pPr>
-      <w:r>
-        <w:rPr>
-          <w:rFonts w:ascii="Bahnschrift Light" w:eastAsia="Arial MT" w:hAnsi="Bahnschrift Light" w:cs="Arial MT"/>
+          <w:rFonts w:ascii="Times New Roman" w:eastAsia="Arial MT" w:hAnsi="Times New Roman" w:cs="Times New Roman"/>
+          <w:kern w:val="0"/>
+          <w:lang w:val="ms"/>
+          <w14:ligatures w14:val="none"/>
+        </w:rPr>
+      </w:pPr>
+      <w:r>
+        <w:rPr>
+          <w:rFonts w:ascii="Times New Roman" w:eastAsia="Arial MT" w:hAnsi="Times New Roman" w:cs="Times New Roman"/>
           <w:spacing w:val="-2"/>
           <w:kern w:val="0"/>
-          <w:sz w:val="24"/>
-          <w:szCs w:val="24"/>
           <w:lang w:val="ms"/>
           <w14:ligatures w14:val="none"/>
         </w:rPr>
@@ -896,10 +760,8 @@
         <w:autoSpaceDN w:val="0"/>
         <w:spacing w:after="0" w:line="252" w:lineRule="exact"/>
         <w:rPr>
-          <w:rFonts w:ascii="Bahnschrift Light" w:eastAsia="Arial MT" w:hAnsi="Bahnschrift Light" w:cs="Arial MT"/>
-          <w:kern w:val="0"/>
-          <w:sz w:val="24"/>
-          <w:szCs w:val="24"/>
+          <w:rFonts w:ascii="Times New Roman" w:eastAsia="Arial MT" w:hAnsi="Times New Roman" w:cs="Times New Roman"/>
+          <w:kern w:val="0"/>
           <w:lang w:val="ms"/>
           <w14:ligatures w14:val="none"/>
         </w:rPr>
@@ -913,20 +775,16 @@
         <w:spacing w:after="0" w:line="240" w:lineRule="auto"/>
         <w:jc w:val="both"/>
         <w:rPr>
-          <w:rFonts w:ascii="Bahnschrift Light" w:eastAsia="Arial MT" w:hAnsi="Bahnschrift Light" w:cs="Arial MT"/>
-          <w:kern w:val="0"/>
-          <w:sz w:val="24"/>
-          <w:szCs w:val="24"/>
-          <w:lang w:val="ms"/>
-          <w14:ligatures w14:val="none"/>
-        </w:rPr>
-      </w:pPr>
-      <w:r>
-        <w:rPr>
-          <w:rFonts w:ascii="Bahnschrift Light" w:eastAsia="Arial MT" w:hAnsi="Bahnschrift Light" w:cs="Arial MT"/>
-          <w:kern w:val="0"/>
-          <w:sz w:val="24"/>
-          <w:szCs w:val="24"/>
+          <w:rFonts w:ascii="Times New Roman" w:eastAsia="Arial MT" w:hAnsi="Times New Roman" w:cs="Times New Roman"/>
+          <w:kern w:val="0"/>
+          <w:lang w:val="ms"/>
+          <w14:ligatures w14:val="none"/>
+        </w:rPr>
+      </w:pPr>
+      <w:r>
+        <w:rPr>
+          <w:rFonts w:ascii="Times New Roman" w:eastAsia="Arial MT" w:hAnsi="Times New Roman" w:cs="Times New Roman"/>
+          <w:kern w:val="0"/>
           <w:lang w:val="ms"/>
           <w14:ligatures w14:val="none"/>
         </w:rPr>
@@ -934,22 +792,18 @@
       </w:r>
       <w:r>
         <w:rPr>
-          <w:rFonts w:ascii="Bahnschrift Light" w:eastAsia="Arial MT" w:hAnsi="Bahnschrift Light" w:cs="Arial MT"/>
+          <w:rFonts w:ascii="Times New Roman" w:eastAsia="Arial MT" w:hAnsi="Times New Roman" w:cs="Times New Roman"/>
           <w:spacing w:val="-3"/>
           <w:kern w:val="0"/>
-          <w:sz w:val="24"/>
-          <w:szCs w:val="24"/>
-          <w:lang w:val="ms"/>
-          <w14:ligatures w14:val="none"/>
-        </w:rPr>
-        <w:t xml:space="preserve"> </w:t>
-      </w:r>
-      <w:r>
-        <w:rPr>
-          <w:rFonts w:ascii="Bahnschrift Light" w:eastAsia="Arial MT" w:hAnsi="Bahnschrift Light" w:cs="Arial MT"/>
-          <w:kern w:val="0"/>
-          <w:sz w:val="24"/>
-          <w:szCs w:val="24"/>
+          <w:lang w:val="ms"/>
+          <w14:ligatures w14:val="none"/>
+        </w:rPr>
+        <w:t xml:space="preserve"> </w:t>
+      </w:r>
+      <w:r>
+        <w:rPr>
+          <w:rFonts w:ascii="Times New Roman" w:eastAsia="Arial MT" w:hAnsi="Times New Roman" w:cs="Times New Roman"/>
+          <w:kern w:val="0"/>
           <w:lang w:val="ms"/>
           <w14:ligatures w14:val="none"/>
         </w:rPr>
@@ -957,22 +811,18 @@
       </w:r>
       <w:r>
         <w:rPr>
-          <w:rFonts w:ascii="Bahnschrift Light" w:eastAsia="Arial MT" w:hAnsi="Bahnschrift Light" w:cs="Arial MT"/>
+          <w:rFonts w:ascii="Times New Roman" w:eastAsia="Arial MT" w:hAnsi="Times New Roman" w:cs="Times New Roman"/>
           <w:spacing w:val="-3"/>
           <w:kern w:val="0"/>
-          <w:sz w:val="24"/>
-          <w:szCs w:val="24"/>
-          <w:lang w:val="ms"/>
-          <w14:ligatures w14:val="none"/>
-        </w:rPr>
-        <w:t xml:space="preserve"> </w:t>
-      </w:r>
-      <w:r>
-        <w:rPr>
-          <w:rFonts w:ascii="Bahnschrift Light" w:eastAsia="Arial MT" w:hAnsi="Bahnschrift Light" w:cs="Arial MT"/>
-          <w:kern w:val="0"/>
-          <w:sz w:val="24"/>
-          <w:szCs w:val="24"/>
+          <w:lang w:val="ms"/>
+          <w14:ligatures w14:val="none"/>
+        </w:rPr>
+        <w:t xml:space="preserve"> </w:t>
+      </w:r>
+      <w:r>
+        <w:rPr>
+          <w:rFonts w:ascii="Times New Roman" w:eastAsia="Arial MT" w:hAnsi="Times New Roman" w:cs="Times New Roman"/>
+          <w:kern w:val="0"/>
           <w:lang w:val="ms"/>
           <w14:ligatures w14:val="none"/>
         </w:rPr>
@@ -980,22 +830,18 @@
       </w:r>
       <w:r>
         <w:rPr>
-          <w:rFonts w:ascii="Bahnschrift Light" w:eastAsia="Arial MT" w:hAnsi="Bahnschrift Light" w:cs="Arial MT"/>
+          <w:rFonts w:ascii="Times New Roman" w:eastAsia="Arial MT" w:hAnsi="Times New Roman" w:cs="Times New Roman"/>
           <w:spacing w:val="-3"/>
           <w:kern w:val="0"/>
-          <w:sz w:val="24"/>
-          <w:szCs w:val="24"/>
-          <w:lang w:val="ms"/>
-          <w14:ligatures w14:val="none"/>
-        </w:rPr>
-        <w:t xml:space="preserve"> </w:t>
-      </w:r>
-      <w:r>
-        <w:rPr>
-          <w:rFonts w:ascii="Bahnschrift Light" w:eastAsia="Arial MT" w:hAnsi="Bahnschrift Light" w:cs="Arial MT"/>
-          <w:kern w:val="0"/>
-          <w:sz w:val="24"/>
-          <w:szCs w:val="24"/>
+          <w:lang w:val="ms"/>
+          <w14:ligatures w14:val="none"/>
+        </w:rPr>
+        <w:t xml:space="preserve"> </w:t>
+      </w:r>
+      <w:r>
+        <w:rPr>
+          <w:rFonts w:ascii="Times New Roman" w:eastAsia="Arial MT" w:hAnsi="Times New Roman" w:cs="Times New Roman"/>
+          <w:kern w:val="0"/>
           <w:lang w:val="ms"/>
           <w14:ligatures w14:val="none"/>
         </w:rPr>
@@ -1003,22 +849,18 @@
       </w:r>
       <w:r>
         <w:rPr>
-          <w:rFonts w:ascii="Bahnschrift Light" w:eastAsia="Arial MT" w:hAnsi="Bahnschrift Light" w:cs="Arial MT"/>
+          <w:rFonts w:ascii="Times New Roman" w:eastAsia="Arial MT" w:hAnsi="Times New Roman" w:cs="Times New Roman"/>
           <w:spacing w:val="-3"/>
           <w:kern w:val="0"/>
-          <w:sz w:val="24"/>
-          <w:szCs w:val="24"/>
-          <w:lang w:val="ms"/>
-          <w14:ligatures w14:val="none"/>
-        </w:rPr>
-        <w:t xml:space="preserve"> </w:t>
-      </w:r>
-      <w:r>
-        <w:rPr>
-          <w:rFonts w:ascii="Bahnschrift Light" w:eastAsia="Arial MT" w:hAnsi="Bahnschrift Light" w:cs="Arial MT"/>
-          <w:kern w:val="0"/>
-          <w:sz w:val="24"/>
-          <w:szCs w:val="24"/>
+          <w:lang w:val="ms"/>
+          <w14:ligatures w14:val="none"/>
+        </w:rPr>
+        <w:t xml:space="preserve"> </w:t>
+      </w:r>
+      <w:r>
+        <w:rPr>
+          <w:rFonts w:ascii="Times New Roman" w:eastAsia="Arial MT" w:hAnsi="Times New Roman" w:cs="Times New Roman"/>
+          <w:kern w:val="0"/>
           <w:lang w:val="ms"/>
           <w14:ligatures w14:val="none"/>
         </w:rPr>
@@ -1026,22 +868,18 @@
       </w:r>
       <w:r>
         <w:rPr>
-          <w:rFonts w:ascii="Bahnschrift Light" w:eastAsia="Arial MT" w:hAnsi="Bahnschrift Light" w:cs="Arial MT"/>
+          <w:rFonts w:ascii="Times New Roman" w:eastAsia="Arial MT" w:hAnsi="Times New Roman" w:cs="Times New Roman"/>
           <w:spacing w:val="-3"/>
           <w:kern w:val="0"/>
-          <w:sz w:val="24"/>
-          <w:szCs w:val="24"/>
-          <w:lang w:val="ms"/>
-          <w14:ligatures w14:val="none"/>
-        </w:rPr>
-        <w:t xml:space="preserve"> </w:t>
-      </w:r>
-      <w:r>
-        <w:rPr>
-          <w:rFonts w:ascii="Bahnschrift Light" w:eastAsia="Arial MT" w:hAnsi="Bahnschrift Light" w:cs="Arial MT"/>
-          <w:kern w:val="0"/>
-          <w:sz w:val="24"/>
-          <w:szCs w:val="24"/>
+          <w:lang w:val="ms"/>
+          <w14:ligatures w14:val="none"/>
+        </w:rPr>
+        <w:t xml:space="preserve"> </w:t>
+      </w:r>
+      <w:r>
+        <w:rPr>
+          <w:rFonts w:ascii="Times New Roman" w:eastAsia="Arial MT" w:hAnsi="Times New Roman" w:cs="Times New Roman"/>
+          <w:kern w:val="0"/>
           <w:lang w:val="ms"/>
           <w14:ligatures w14:val="none"/>
         </w:rPr>
@@ -1049,22 +887,18 @@
       </w:r>
       <w:r>
         <w:rPr>
-          <w:rFonts w:ascii="Bahnschrift Light" w:eastAsia="Arial MT" w:hAnsi="Bahnschrift Light" w:cs="Arial MT"/>
+          <w:rFonts w:ascii="Times New Roman" w:eastAsia="Arial MT" w:hAnsi="Times New Roman" w:cs="Times New Roman"/>
           <w:spacing w:val="-3"/>
           <w:kern w:val="0"/>
-          <w:sz w:val="24"/>
-          <w:szCs w:val="24"/>
-          <w:lang w:val="ms"/>
-          <w14:ligatures w14:val="none"/>
-        </w:rPr>
-        <w:t xml:space="preserve"> </w:t>
-      </w:r>
-      <w:r>
-        <w:rPr>
-          <w:rFonts w:ascii="Bahnschrift Light" w:eastAsia="Arial MT" w:hAnsi="Bahnschrift Light" w:cs="Arial MT"/>
-          <w:kern w:val="0"/>
-          <w:sz w:val="24"/>
-          <w:szCs w:val="24"/>
+          <w:lang w:val="ms"/>
+          <w14:ligatures w14:val="none"/>
+        </w:rPr>
+        <w:t xml:space="preserve"> </w:t>
+      </w:r>
+      <w:r>
+        <w:rPr>
+          <w:rFonts w:ascii="Times New Roman" w:eastAsia="Arial MT" w:hAnsi="Times New Roman" w:cs="Times New Roman"/>
+          <w:kern w:val="0"/>
           <w:lang w:val="ms"/>
           <w14:ligatures w14:val="none"/>
         </w:rPr>
@@ -1072,22 +906,18 @@
       </w:r>
       <w:r>
         <w:rPr>
-          <w:rFonts w:ascii="Bahnschrift Light" w:eastAsia="Arial MT" w:hAnsi="Bahnschrift Light" w:cs="Arial MT"/>
+          <w:rFonts w:ascii="Times New Roman" w:eastAsia="Arial MT" w:hAnsi="Times New Roman" w:cs="Times New Roman"/>
           <w:spacing w:val="-3"/>
           <w:kern w:val="0"/>
-          <w:sz w:val="24"/>
-          <w:szCs w:val="24"/>
-          <w:lang w:val="ms"/>
-          <w14:ligatures w14:val="none"/>
-        </w:rPr>
-        <w:t xml:space="preserve"> </w:t>
-      </w:r>
-      <w:r>
-        <w:rPr>
-          <w:rFonts w:ascii="Bahnschrift Light" w:eastAsia="Arial MT" w:hAnsi="Bahnschrift Light" w:cs="Arial MT"/>
-          <w:kern w:val="0"/>
-          <w:sz w:val="24"/>
-          <w:szCs w:val="24"/>
+          <w:lang w:val="ms"/>
+          <w14:ligatures w14:val="none"/>
+        </w:rPr>
+        <w:t xml:space="preserve"> </w:t>
+      </w:r>
+      <w:r>
+        <w:rPr>
+          <w:rFonts w:ascii="Times New Roman" w:eastAsia="Arial MT" w:hAnsi="Times New Roman" w:cs="Times New Roman"/>
+          <w:kern w:val="0"/>
           <w:lang w:val="ms"/>
           <w14:ligatures w14:val="none"/>
         </w:rPr>
@@ -1095,22 +925,18 @@
       </w:r>
       <w:r>
         <w:rPr>
-          <w:rFonts w:ascii="Bahnschrift Light" w:eastAsia="Arial MT" w:hAnsi="Bahnschrift Light" w:cs="Arial MT"/>
+          <w:rFonts w:ascii="Times New Roman" w:eastAsia="Arial MT" w:hAnsi="Times New Roman" w:cs="Times New Roman"/>
           <w:spacing w:val="-2"/>
           <w:kern w:val="0"/>
-          <w:sz w:val="24"/>
-          <w:szCs w:val="24"/>
-          <w:lang w:val="ms"/>
-          <w14:ligatures w14:val="none"/>
-        </w:rPr>
-        <w:t xml:space="preserve"> </w:t>
-      </w:r>
-      <w:r>
-        <w:rPr>
-          <w:rFonts w:ascii="Bahnschrift Light" w:eastAsia="Arial MT" w:hAnsi="Bahnschrift Light" w:cs="Arial MT"/>
-          <w:kern w:val="0"/>
-          <w:sz w:val="24"/>
-          <w:szCs w:val="24"/>
+          <w:lang w:val="ms"/>
+          <w14:ligatures w14:val="none"/>
+        </w:rPr>
+        <w:t xml:space="preserve"> </w:t>
+      </w:r>
+      <w:r>
+        <w:rPr>
+          <w:rFonts w:ascii="Times New Roman" w:eastAsia="Arial MT" w:hAnsi="Times New Roman" w:cs="Times New Roman"/>
+          <w:kern w:val="0"/>
           <w:lang w:val="ms"/>
           <w14:ligatures w14:val="none"/>
         </w:rPr>
@@ -1118,22 +944,18 @@
       </w:r>
       <w:r>
         <w:rPr>
-          <w:rFonts w:ascii="Bahnschrift Light" w:eastAsia="Arial MT" w:hAnsi="Bahnschrift Light" w:cs="Arial MT"/>
+          <w:rFonts w:ascii="Times New Roman" w:eastAsia="Arial MT" w:hAnsi="Times New Roman" w:cs="Times New Roman"/>
           <w:spacing w:val="-3"/>
           <w:kern w:val="0"/>
-          <w:sz w:val="24"/>
-          <w:szCs w:val="24"/>
-          <w:lang w:val="ms"/>
-          <w14:ligatures w14:val="none"/>
-        </w:rPr>
-        <w:t xml:space="preserve"> </w:t>
-      </w:r>
-      <w:r>
-        <w:rPr>
-          <w:rFonts w:ascii="Bahnschrift Light" w:eastAsia="Arial MT" w:hAnsi="Bahnschrift Light" w:cs="Arial MT"/>
-          <w:kern w:val="0"/>
-          <w:sz w:val="24"/>
-          <w:szCs w:val="24"/>
+          <w:lang w:val="ms"/>
+          <w14:ligatures w14:val="none"/>
+        </w:rPr>
+        <w:t xml:space="preserve"> </w:t>
+      </w:r>
+      <w:r>
+        <w:rPr>
+          <w:rFonts w:ascii="Times New Roman" w:eastAsia="Arial MT" w:hAnsi="Times New Roman" w:cs="Times New Roman"/>
+          <w:kern w:val="0"/>
           <w:lang w:val="ms"/>
           <w14:ligatures w14:val="none"/>
         </w:rPr>
@@ -1141,22 +963,18 @@
       </w:r>
       <w:r>
         <w:rPr>
-          <w:rFonts w:ascii="Bahnschrift Light" w:eastAsia="Arial MT" w:hAnsi="Bahnschrift Light" w:cs="Arial MT"/>
+          <w:rFonts w:ascii="Times New Roman" w:eastAsia="Arial MT" w:hAnsi="Times New Roman" w:cs="Times New Roman"/>
           <w:spacing w:val="-5"/>
           <w:kern w:val="0"/>
-          <w:sz w:val="24"/>
-          <w:szCs w:val="24"/>
-          <w:lang w:val="ms"/>
-          <w14:ligatures w14:val="none"/>
-        </w:rPr>
-        <w:t xml:space="preserve"> </w:t>
-      </w:r>
-      <w:r>
-        <w:rPr>
-          <w:rFonts w:ascii="Bahnschrift Light" w:eastAsia="Arial MT" w:hAnsi="Bahnschrift Light" w:cs="Arial MT"/>
-          <w:kern w:val="0"/>
-          <w:sz w:val="24"/>
-          <w:szCs w:val="24"/>
+          <w:lang w:val="ms"/>
+          <w14:ligatures w14:val="none"/>
+        </w:rPr>
+        <w:t xml:space="preserve"> </w:t>
+      </w:r>
+      <w:r>
+        <w:rPr>
+          <w:rFonts w:ascii="Times New Roman" w:eastAsia="Arial MT" w:hAnsi="Times New Roman" w:cs="Times New Roman"/>
+          <w:kern w:val="0"/>
           <w:lang w:val="ms"/>
           <w14:ligatures w14:val="none"/>
         </w:rPr>
@@ -1164,22 +982,18 @@
       </w:r>
       <w:r>
         <w:rPr>
-          <w:rFonts w:ascii="Bahnschrift Light" w:eastAsia="Arial MT" w:hAnsi="Bahnschrift Light" w:cs="Arial MT"/>
+          <w:rFonts w:ascii="Times New Roman" w:eastAsia="Arial MT" w:hAnsi="Times New Roman" w:cs="Times New Roman"/>
           <w:spacing w:val="-4"/>
           <w:kern w:val="0"/>
-          <w:sz w:val="24"/>
-          <w:szCs w:val="24"/>
-          <w:lang w:val="ms"/>
-          <w14:ligatures w14:val="none"/>
-        </w:rPr>
-        <w:t xml:space="preserve"> </w:t>
-      </w:r>
-      <w:r>
-        <w:rPr>
-          <w:rFonts w:ascii="Bahnschrift Light" w:eastAsia="Arial MT" w:hAnsi="Bahnschrift Light" w:cs="Arial MT"/>
-          <w:kern w:val="0"/>
-          <w:sz w:val="24"/>
-          <w:szCs w:val="24"/>
+          <w:lang w:val="ms"/>
+          <w14:ligatures w14:val="none"/>
+        </w:rPr>
+        <w:t xml:space="preserve"> </w:t>
+      </w:r>
+      <w:r>
+        <w:rPr>
+          <w:rFonts w:ascii="Times New Roman" w:eastAsia="Arial MT" w:hAnsi="Times New Roman" w:cs="Times New Roman"/>
+          <w:kern w:val="0"/>
           <w:lang w:val="ms"/>
           <w14:ligatures w14:val="none"/>
         </w:rPr>
@@ -1187,22 +1001,18 @@
       </w:r>
       <w:r>
         <w:rPr>
-          <w:rFonts w:ascii="Bahnschrift Light" w:eastAsia="Arial MT" w:hAnsi="Bahnschrift Light" w:cs="Arial MT"/>
+          <w:rFonts w:ascii="Times New Roman" w:eastAsia="Arial MT" w:hAnsi="Times New Roman" w:cs="Times New Roman"/>
           <w:spacing w:val="-1"/>
           <w:kern w:val="0"/>
-          <w:sz w:val="24"/>
-          <w:szCs w:val="24"/>
-          <w:lang w:val="ms"/>
-          <w14:ligatures w14:val="none"/>
-        </w:rPr>
-        <w:t xml:space="preserve"> </w:t>
-      </w:r>
-      <w:r>
-        <w:rPr>
-          <w:rFonts w:ascii="Bahnschrift Light" w:eastAsia="Arial MT" w:hAnsi="Bahnschrift Light" w:cs="Arial MT"/>
-          <w:kern w:val="0"/>
-          <w:sz w:val="24"/>
-          <w:szCs w:val="24"/>
+          <w:lang w:val="ms"/>
+          <w14:ligatures w14:val="none"/>
+        </w:rPr>
+        <w:t xml:space="preserve"> </w:t>
+      </w:r>
+      <w:r>
+        <w:rPr>
+          <w:rFonts w:ascii="Times New Roman" w:eastAsia="Arial MT" w:hAnsi="Times New Roman" w:cs="Times New Roman"/>
+          <w:kern w:val="0"/>
           <w:lang w:val="ms"/>
           <w14:ligatures w14:val="none"/>
         </w:rPr>
@@ -1210,22 +1020,18 @@
       </w:r>
       <w:r>
         <w:rPr>
-          <w:rFonts w:ascii="Bahnschrift Light" w:eastAsia="Arial MT" w:hAnsi="Bahnschrift Light" w:cs="Arial MT"/>
+          <w:rFonts w:ascii="Times New Roman" w:eastAsia="Arial MT" w:hAnsi="Times New Roman" w:cs="Times New Roman"/>
           <w:spacing w:val="-5"/>
           <w:kern w:val="0"/>
-          <w:sz w:val="24"/>
-          <w:szCs w:val="24"/>
-          <w:lang w:val="ms"/>
-          <w14:ligatures w14:val="none"/>
-        </w:rPr>
-        <w:t xml:space="preserve"> </w:t>
-      </w:r>
-      <w:r>
-        <w:rPr>
-          <w:rFonts w:ascii="Bahnschrift Light" w:eastAsia="Arial MT" w:hAnsi="Bahnschrift Light" w:cs="Arial MT"/>
-          <w:kern w:val="0"/>
-          <w:sz w:val="24"/>
-          <w:szCs w:val="24"/>
+          <w:lang w:val="ms"/>
+          <w14:ligatures w14:val="none"/>
+        </w:rPr>
+        <w:t xml:space="preserve"> </w:t>
+      </w:r>
+      <w:r>
+        <w:rPr>
+          <w:rFonts w:ascii="Times New Roman" w:eastAsia="Arial MT" w:hAnsi="Times New Roman" w:cs="Times New Roman"/>
+          <w:kern w:val="0"/>
           <w:lang w:val="ms"/>
           <w14:ligatures w14:val="none"/>
         </w:rPr>
@@ -1240,10 +1046,8 @@
         <w:spacing w:after="0" w:line="240" w:lineRule="auto"/>
         <w:jc w:val="both"/>
         <w:rPr>
-          <w:rFonts w:ascii="Bahnschrift Light" w:eastAsia="Arial MT" w:hAnsi="Bahnschrift Light" w:cs="Arial MT"/>
-          <w:kern w:val="0"/>
-          <w:sz w:val="24"/>
-          <w:szCs w:val="24"/>
+          <w:rFonts w:ascii="Times New Roman" w:eastAsia="Arial MT" w:hAnsi="Times New Roman" w:cs="Times New Roman"/>
+          <w:kern w:val="0"/>
           <w:lang w:val="ms"/>
           <w14:ligatures w14:val="none"/>
         </w:rPr>
@@ -1257,20 +1061,16 @@
         <w:spacing w:after="0" w:line="242" w:lineRule="auto"/>
         <w:jc w:val="both"/>
         <w:rPr>
-          <w:rFonts w:ascii="Bahnschrift Light" w:eastAsia="Arial MT" w:hAnsi="Bahnschrift Light" w:cs="Arial MT"/>
-          <w:kern w:val="0"/>
-          <w:sz w:val="24"/>
-          <w:szCs w:val="24"/>
-          <w:lang w:val="ms"/>
-          <w14:ligatures w14:val="none"/>
-        </w:rPr>
-      </w:pPr>
-      <w:r>
-        <w:rPr>
-          <w:rFonts w:ascii="Bahnschrift Light" w:eastAsia="Arial MT" w:hAnsi="Bahnschrift Light" w:cs="Arial MT"/>
-          <w:kern w:val="0"/>
-          <w:sz w:val="24"/>
-          <w:szCs w:val="24"/>
+          <w:rFonts w:ascii="Times New Roman" w:eastAsia="Arial MT" w:hAnsi="Times New Roman" w:cs="Times New Roman"/>
+          <w:kern w:val="0"/>
+          <w:lang w:val="ms"/>
+          <w14:ligatures w14:val="none"/>
+        </w:rPr>
+      </w:pPr>
+      <w:r>
+        <w:rPr>
+          <w:rFonts w:ascii="Times New Roman" w:eastAsia="Arial MT" w:hAnsi="Times New Roman" w:cs="Times New Roman"/>
+          <w:kern w:val="0"/>
           <w:lang w:val="ms"/>
           <w14:ligatures w14:val="none"/>
         </w:rPr>
@@ -1278,22 +1078,18 @@
       </w:r>
       <w:r>
         <w:rPr>
-          <w:rFonts w:ascii="Bahnschrift Light" w:eastAsia="Arial MT" w:hAnsi="Bahnschrift Light" w:cs="Arial MT"/>
+          <w:rFonts w:ascii="Times New Roman" w:eastAsia="Arial MT" w:hAnsi="Times New Roman" w:cs="Times New Roman"/>
           <w:spacing w:val="40"/>
           <w:kern w:val="0"/>
-          <w:sz w:val="24"/>
-          <w:szCs w:val="24"/>
-          <w:lang w:val="ms"/>
-          <w14:ligatures w14:val="none"/>
-        </w:rPr>
-        <w:t xml:space="preserve"> </w:t>
-      </w:r>
-      <w:r>
-        <w:rPr>
-          <w:rFonts w:ascii="Bahnschrift Light" w:eastAsia="Arial MT" w:hAnsi="Bahnschrift Light" w:cs="Arial MT"/>
-          <w:kern w:val="0"/>
-          <w:sz w:val="24"/>
-          <w:szCs w:val="24"/>
+          <w:lang w:val="ms"/>
+          <w14:ligatures w14:val="none"/>
+        </w:rPr>
+        <w:t xml:space="preserve"> </w:t>
+      </w:r>
+      <w:r>
+        <w:rPr>
+          <w:rFonts w:ascii="Times New Roman" w:eastAsia="Arial MT" w:hAnsi="Times New Roman" w:cs="Times New Roman"/>
+          <w:kern w:val="0"/>
           <w:lang w:val="ms"/>
           <w14:ligatures w14:val="none"/>
         </w:rPr>
@@ -1301,22 +1097,18 @@
       </w:r>
       <w:r>
         <w:rPr>
-          <w:rFonts w:ascii="Bahnschrift Light" w:eastAsia="Arial MT" w:hAnsi="Bahnschrift Light" w:cs="Arial MT"/>
+          <w:rFonts w:ascii="Times New Roman" w:eastAsia="Arial MT" w:hAnsi="Times New Roman" w:cs="Times New Roman"/>
           <w:spacing w:val="40"/>
           <w:kern w:val="0"/>
-          <w:sz w:val="24"/>
-          <w:szCs w:val="24"/>
-          <w:lang w:val="ms"/>
-          <w14:ligatures w14:val="none"/>
-        </w:rPr>
-        <w:t xml:space="preserve"> </w:t>
-      </w:r>
-      <w:r>
-        <w:rPr>
-          <w:rFonts w:ascii="Bahnschrift Light" w:eastAsia="Arial MT" w:hAnsi="Bahnschrift Light" w:cs="Arial MT"/>
-          <w:kern w:val="0"/>
-          <w:sz w:val="24"/>
-          <w:szCs w:val="24"/>
+          <w:lang w:val="ms"/>
+          <w14:ligatures w14:val="none"/>
+        </w:rPr>
+        <w:t xml:space="preserve"> </w:t>
+      </w:r>
+      <w:r>
+        <w:rPr>
+          <w:rFonts w:ascii="Times New Roman" w:eastAsia="Arial MT" w:hAnsi="Times New Roman" w:cs="Times New Roman"/>
+          <w:kern w:val="0"/>
           <w:lang w:val="ms"/>
           <w14:ligatures w14:val="none"/>
         </w:rPr>
@@ -1324,22 +1116,18 @@
       </w:r>
       <w:r>
         <w:rPr>
-          <w:rFonts w:ascii="Bahnschrift Light" w:eastAsia="Arial MT" w:hAnsi="Bahnschrift Light" w:cs="Arial MT"/>
+          <w:rFonts w:ascii="Times New Roman" w:eastAsia="Arial MT" w:hAnsi="Times New Roman" w:cs="Times New Roman"/>
           <w:spacing w:val="40"/>
           <w:kern w:val="0"/>
-          <w:sz w:val="24"/>
-          <w:szCs w:val="24"/>
-          <w:lang w:val="ms"/>
-          <w14:ligatures w14:val="none"/>
-        </w:rPr>
-        <w:t xml:space="preserve"> </w:t>
-      </w:r>
-      <w:r>
-        <w:rPr>
-          <w:rFonts w:ascii="Bahnschrift Light" w:eastAsia="Arial MT" w:hAnsi="Bahnschrift Light" w:cs="Arial MT"/>
-          <w:kern w:val="0"/>
-          <w:sz w:val="24"/>
-          <w:szCs w:val="24"/>
+          <w:lang w:val="ms"/>
+          <w14:ligatures w14:val="none"/>
+        </w:rPr>
+        <w:t xml:space="preserve"> </w:t>
+      </w:r>
+      <w:r>
+        <w:rPr>
+          <w:rFonts w:ascii="Times New Roman" w:eastAsia="Arial MT" w:hAnsi="Times New Roman" w:cs="Times New Roman"/>
+          <w:kern w:val="0"/>
           <w:lang w:val="ms"/>
           <w14:ligatures w14:val="none"/>
         </w:rPr>
@@ -1347,22 +1135,18 @@
       </w:r>
       <w:r>
         <w:rPr>
-          <w:rFonts w:ascii="Bahnschrift Light" w:eastAsia="Arial MT" w:hAnsi="Bahnschrift Light" w:cs="Arial MT"/>
+          <w:rFonts w:ascii="Times New Roman" w:eastAsia="Arial MT" w:hAnsi="Times New Roman" w:cs="Times New Roman"/>
           <w:spacing w:val="40"/>
           <w:kern w:val="0"/>
-          <w:sz w:val="24"/>
-          <w:szCs w:val="24"/>
-          <w:lang w:val="ms"/>
-          <w14:ligatures w14:val="none"/>
-        </w:rPr>
-        <w:t xml:space="preserve"> </w:t>
-      </w:r>
-      <w:r>
-        <w:rPr>
-          <w:rFonts w:ascii="Bahnschrift Light" w:eastAsia="Arial MT" w:hAnsi="Bahnschrift Light" w:cs="Arial MT"/>
-          <w:kern w:val="0"/>
-          <w:sz w:val="24"/>
-          <w:szCs w:val="24"/>
+          <w:lang w:val="ms"/>
+          <w14:ligatures w14:val="none"/>
+        </w:rPr>
+        <w:t xml:space="preserve"> </w:t>
+      </w:r>
+      <w:r>
+        <w:rPr>
+          <w:rFonts w:ascii="Times New Roman" w:eastAsia="Arial MT" w:hAnsi="Times New Roman" w:cs="Times New Roman"/>
+          <w:kern w:val="0"/>
           <w:lang w:val="ms"/>
           <w14:ligatures w14:val="none"/>
         </w:rPr>
@@ -1370,22 +1154,18 @@
       </w:r>
       <w:r>
         <w:rPr>
-          <w:rFonts w:ascii="Bahnschrift Light" w:eastAsia="Arial MT" w:hAnsi="Bahnschrift Light" w:cs="Arial MT"/>
+          <w:rFonts w:ascii="Times New Roman" w:eastAsia="Arial MT" w:hAnsi="Times New Roman" w:cs="Times New Roman"/>
           <w:spacing w:val="40"/>
           <w:kern w:val="0"/>
-          <w:sz w:val="24"/>
-          <w:szCs w:val="24"/>
-          <w:lang w:val="ms"/>
-          <w14:ligatures w14:val="none"/>
-        </w:rPr>
-        <w:t xml:space="preserve"> </w:t>
-      </w:r>
-      <w:r>
-        <w:rPr>
-          <w:rFonts w:ascii="Bahnschrift Light" w:eastAsia="Arial MT" w:hAnsi="Bahnschrift Light" w:cs="Arial MT"/>
-          <w:kern w:val="0"/>
-          <w:sz w:val="24"/>
-          <w:szCs w:val="24"/>
+          <w:lang w:val="ms"/>
+          <w14:ligatures w14:val="none"/>
+        </w:rPr>
+        <w:t xml:space="preserve"> </w:t>
+      </w:r>
+      <w:r>
+        <w:rPr>
+          <w:rFonts w:ascii="Times New Roman" w:eastAsia="Arial MT" w:hAnsi="Times New Roman" w:cs="Times New Roman"/>
+          <w:kern w:val="0"/>
           <w:lang w:val="ms"/>
           <w14:ligatures w14:val="none"/>
         </w:rPr>
@@ -1393,22 +1173,18 @@
       </w:r>
       <w:r>
         <w:rPr>
-          <w:rFonts w:ascii="Bahnschrift Light" w:eastAsia="Arial MT" w:hAnsi="Bahnschrift Light" w:cs="Arial MT"/>
+          <w:rFonts w:ascii="Times New Roman" w:eastAsia="Arial MT" w:hAnsi="Times New Roman" w:cs="Times New Roman"/>
           <w:spacing w:val="40"/>
           <w:kern w:val="0"/>
-          <w:sz w:val="24"/>
-          <w:szCs w:val="24"/>
-          <w:lang w:val="ms"/>
-          <w14:ligatures w14:val="none"/>
-        </w:rPr>
-        <w:t xml:space="preserve"> </w:t>
-      </w:r>
-      <w:r>
-        <w:rPr>
-          <w:rFonts w:ascii="Bahnschrift Light" w:eastAsia="Arial MT" w:hAnsi="Bahnschrift Light" w:cs="Arial MT"/>
-          <w:kern w:val="0"/>
-          <w:sz w:val="24"/>
-          <w:szCs w:val="24"/>
+          <w:lang w:val="ms"/>
+          <w14:ligatures w14:val="none"/>
+        </w:rPr>
+        <w:t xml:space="preserve"> </w:t>
+      </w:r>
+      <w:r>
+        <w:rPr>
+          <w:rFonts w:ascii="Times New Roman" w:eastAsia="Arial MT" w:hAnsi="Times New Roman" w:cs="Times New Roman"/>
+          <w:kern w:val="0"/>
           <w:lang w:val="ms"/>
           <w14:ligatures w14:val="none"/>
         </w:rPr>
@@ -1416,22 +1192,18 @@
       </w:r>
       <w:r>
         <w:rPr>
-          <w:rFonts w:ascii="Bahnschrift Light" w:eastAsia="Arial MT" w:hAnsi="Bahnschrift Light" w:cs="Arial MT"/>
+          <w:rFonts w:ascii="Times New Roman" w:eastAsia="Arial MT" w:hAnsi="Times New Roman" w:cs="Times New Roman"/>
           <w:spacing w:val="40"/>
           <w:kern w:val="0"/>
-          <w:sz w:val="24"/>
-          <w:szCs w:val="24"/>
-          <w:lang w:val="ms"/>
-          <w14:ligatures w14:val="none"/>
-        </w:rPr>
-        <w:t xml:space="preserve"> </w:t>
-      </w:r>
-      <w:r>
-        <w:rPr>
-          <w:rFonts w:ascii="Bahnschrift Light" w:eastAsia="Arial MT" w:hAnsi="Bahnschrift Light" w:cs="Arial MT"/>
-          <w:kern w:val="0"/>
-          <w:sz w:val="24"/>
-          <w:szCs w:val="24"/>
+          <w:lang w:val="ms"/>
+          <w14:ligatures w14:val="none"/>
+        </w:rPr>
+        <w:t xml:space="preserve"> </w:t>
+      </w:r>
+      <w:r>
+        <w:rPr>
+          <w:rFonts w:ascii="Times New Roman" w:eastAsia="Arial MT" w:hAnsi="Times New Roman" w:cs="Times New Roman"/>
+          <w:kern w:val="0"/>
           <w:lang w:val="ms"/>
           <w14:ligatures w14:val="none"/>
         </w:rPr>
@@ -1439,22 +1211,18 @@
       </w:r>
       <w:r>
         <w:rPr>
-          <w:rFonts w:ascii="Bahnschrift Light" w:eastAsia="Arial MT" w:hAnsi="Bahnschrift Light" w:cs="Arial MT"/>
+          <w:rFonts w:ascii="Times New Roman" w:eastAsia="Arial MT" w:hAnsi="Times New Roman" w:cs="Times New Roman"/>
           <w:spacing w:val="40"/>
           <w:kern w:val="0"/>
-          <w:sz w:val="24"/>
-          <w:szCs w:val="24"/>
-          <w:lang w:val="ms"/>
-          <w14:ligatures w14:val="none"/>
-        </w:rPr>
-        <w:t xml:space="preserve"> </w:t>
-      </w:r>
-      <w:r>
-        <w:rPr>
-          <w:rFonts w:ascii="Bahnschrift Light" w:eastAsia="Arial MT" w:hAnsi="Bahnschrift Light" w:cs="Arial MT"/>
-          <w:kern w:val="0"/>
-          <w:sz w:val="24"/>
-          <w:szCs w:val="24"/>
+          <w:lang w:val="ms"/>
+          <w14:ligatures w14:val="none"/>
+        </w:rPr>
+        <w:t xml:space="preserve"> </w:t>
+      </w:r>
+      <w:r>
+        <w:rPr>
+          <w:rFonts w:ascii="Times New Roman" w:eastAsia="Arial MT" w:hAnsi="Times New Roman" w:cs="Times New Roman"/>
+          <w:kern w:val="0"/>
           <w:lang w:val="ms"/>
           <w14:ligatures w14:val="none"/>
         </w:rPr>
@@ -1462,22 +1230,18 @@
       </w:r>
       <w:r>
         <w:rPr>
-          <w:rFonts w:ascii="Bahnschrift Light" w:eastAsia="Arial MT" w:hAnsi="Bahnschrift Light" w:cs="Arial MT"/>
+          <w:rFonts w:ascii="Times New Roman" w:eastAsia="Arial MT" w:hAnsi="Times New Roman" w:cs="Times New Roman"/>
           <w:spacing w:val="40"/>
           <w:kern w:val="0"/>
-          <w:sz w:val="24"/>
-          <w:szCs w:val="24"/>
-          <w:lang w:val="ms"/>
-          <w14:ligatures w14:val="none"/>
-        </w:rPr>
-        <w:t xml:space="preserve"> </w:t>
-      </w:r>
-      <w:r>
-        <w:rPr>
-          <w:rFonts w:ascii="Bahnschrift Light" w:eastAsia="Arial MT" w:hAnsi="Bahnschrift Light" w:cs="Arial MT"/>
-          <w:kern w:val="0"/>
-          <w:sz w:val="24"/>
-          <w:szCs w:val="24"/>
+          <w:lang w:val="ms"/>
+          <w14:ligatures w14:val="none"/>
+        </w:rPr>
+        <w:t xml:space="preserve"> </w:t>
+      </w:r>
+      <w:r>
+        <w:rPr>
+          <w:rFonts w:ascii="Times New Roman" w:eastAsia="Arial MT" w:hAnsi="Times New Roman" w:cs="Times New Roman"/>
+          <w:kern w:val="0"/>
           <w:lang w:val="ms"/>
           <w14:ligatures w14:val="none"/>
         </w:rPr>
@@ -1485,22 +1249,18 @@
       </w:r>
       <w:r>
         <w:rPr>
-          <w:rFonts w:ascii="Bahnschrift Light" w:eastAsia="Arial MT" w:hAnsi="Bahnschrift Light" w:cs="Arial MT"/>
+          <w:rFonts w:ascii="Times New Roman" w:eastAsia="Arial MT" w:hAnsi="Times New Roman" w:cs="Times New Roman"/>
           <w:spacing w:val="40"/>
           <w:kern w:val="0"/>
-          <w:sz w:val="24"/>
-          <w:szCs w:val="24"/>
-          <w:lang w:val="ms"/>
-          <w14:ligatures w14:val="none"/>
-        </w:rPr>
-        <w:t xml:space="preserve"> </w:t>
-      </w:r>
-      <w:r>
-        <w:rPr>
-          <w:rFonts w:ascii="Bahnschrift Light" w:eastAsia="Arial MT" w:hAnsi="Bahnschrift Light" w:cs="Arial MT"/>
-          <w:kern w:val="0"/>
-          <w:sz w:val="24"/>
-          <w:szCs w:val="24"/>
+          <w:lang w:val="ms"/>
+          <w14:ligatures w14:val="none"/>
+        </w:rPr>
+        <w:t xml:space="preserve"> </w:t>
+      </w:r>
+      <w:r>
+        <w:rPr>
+          <w:rFonts w:ascii="Times New Roman" w:eastAsia="Arial MT" w:hAnsi="Times New Roman" w:cs="Times New Roman"/>
+          <w:kern w:val="0"/>
           <w:lang w:val="ms"/>
           <w14:ligatures w14:val="none"/>
         </w:rPr>
@@ -1508,22 +1268,18 @@
       </w:r>
       <w:r>
         <w:rPr>
-          <w:rFonts w:ascii="Bahnschrift Light" w:eastAsia="Arial MT" w:hAnsi="Bahnschrift Light" w:cs="Arial MT"/>
+          <w:rFonts w:ascii="Times New Roman" w:eastAsia="Arial MT" w:hAnsi="Times New Roman" w:cs="Times New Roman"/>
           <w:spacing w:val="40"/>
           <w:kern w:val="0"/>
-          <w:sz w:val="24"/>
-          <w:szCs w:val="24"/>
-          <w:lang w:val="ms"/>
-          <w14:ligatures w14:val="none"/>
-        </w:rPr>
-        <w:t xml:space="preserve"> </w:t>
-      </w:r>
-      <w:r>
-        <w:rPr>
-          <w:rFonts w:ascii="Bahnschrift Light" w:eastAsia="Arial MT" w:hAnsi="Bahnschrift Light" w:cs="Arial MT"/>
-          <w:kern w:val="0"/>
-          <w:sz w:val="24"/>
-          <w:szCs w:val="24"/>
+          <w:lang w:val="ms"/>
+          <w14:ligatures w14:val="none"/>
+        </w:rPr>
+        <w:t xml:space="preserve"> </w:t>
+      </w:r>
+      <w:r>
+        <w:rPr>
+          <w:rFonts w:ascii="Times New Roman" w:eastAsia="Arial MT" w:hAnsi="Times New Roman" w:cs="Times New Roman"/>
+          <w:kern w:val="0"/>
           <w:lang w:val="ms"/>
           <w14:ligatures w14:val="none"/>
         </w:rPr>
@@ -1538,10 +1294,8 @@
         <w:spacing w:after="0" w:line="242" w:lineRule="auto"/>
         <w:jc w:val="both"/>
         <w:rPr>
-          <w:rFonts w:ascii="Bahnschrift Light" w:eastAsia="Arial MT" w:hAnsi="Bahnschrift Light" w:cs="Arial MT"/>
-          <w:kern w:val="0"/>
-          <w:sz w:val="24"/>
-          <w:szCs w:val="24"/>
+          <w:rFonts w:ascii="Times New Roman" w:eastAsia="Arial MT" w:hAnsi="Times New Roman" w:cs="Times New Roman"/>
+          <w:kern w:val="0"/>
           <w:lang w:val="ms"/>
           <w14:ligatures w14:val="none"/>
         </w:rPr>
@@ -1554,7 +1308,7 @@
         <w:autoSpaceDN w:val="0"/>
         <w:spacing w:after="0" w:line="242" w:lineRule="auto"/>
         <w:rPr>
-          <w:rFonts w:ascii="Arial MT" w:eastAsia="Arial MT" w:hAnsi="Arial MT" w:cs="Arial MT"/>
+          <w:rFonts w:ascii="Times New Roman" w:eastAsia="Arial MT" w:hAnsi="Times New Roman" w:cs="Times New Roman"/>
           <w:kern w:val="0"/>
           <w:lang w:val="ms"/>
           <w14:ligatures w14:val="none"/>
@@ -1569,15 +1323,15 @@
         <w:spacing w:after="0" w:line="242" w:lineRule="auto"/>
         <w:ind w:left="5760" w:firstLine="720"/>
         <w:rPr>
-          <w:rFonts w:ascii="Bahnschrift Light" w:eastAsia="Arial MT" w:hAnsi="Bahnschrift Light" w:cs="Arial MT"/>
-          <w:kern w:val="0"/>
-          <w:lang w:val="ms"/>
-          <w14:ligatures w14:val="none"/>
-        </w:rPr>
-      </w:pPr>
-      <w:r>
-        <w:rPr>
-          <w:rFonts w:ascii="Bahnschrift Light" w:eastAsia="Arial MT" w:hAnsi="Bahnschrift Light" w:cs="Arial MT"/>
+          <w:rFonts w:ascii="Times New Roman" w:eastAsia="Arial MT" w:hAnsi="Times New Roman" w:cs="Times New Roman"/>
+          <w:kern w:val="0"/>
+          <w:lang w:val="ms"/>
+          <w14:ligatures w14:val="none"/>
+        </w:rPr>
+      </w:pPr>
+      <w:r>
+        <w:rPr>
+          <w:rFonts w:ascii="Times New Roman" w:eastAsia="Arial MT" w:hAnsi="Times New Roman" w:cs="Times New Roman"/>
           <w:kern w:val="0"/>
           <w:lang w:val="ms"/>
           <w14:ligatures w14:val="none"/>
@@ -1586,30 +1340,21 @@
       </w:r>
       <w:r>
         <w:rPr>
-          <w:rFonts w:ascii="Bahnschrift Light" w:eastAsia="Arial MT" w:hAnsi="Bahnschrift Light" w:cs="Arial MT"/>
-          <w:kern w:val="0"/>
-          <w:lang w:val="en-US"/>
+          <w:rFonts w:ascii="Times New Roman" w:eastAsia="Arial MT" w:hAnsi="Times New Roman" w:cs="Times New Roman"/>
+          <w:kern w:val="0"/>
+          <w:lang w:val="fi-FI"/>
           <w14:ligatures w14:val="none"/>
         </w:rPr>
         <w:t xml:space="preserve">  </w:t>
       </w:r>
       <w:r>
         <w:rPr>
-          <w:rFonts w:ascii="Bahnschrift Light" w:eastAsia="Arial MT" w:hAnsi="Bahnschrift Light" w:cs="Arial MT"/>
-          <w:kern w:val="0"/>
-          <w:lang w:val="ms"/>
-          <w14:ligatures w14:val="none"/>
-        </w:rPr>
-        <w:t xml:space="preserve"> Juni 202</w:t>
-      </w:r>
-      <w:r>
-        <w:rPr>
-          <w:rFonts w:ascii="Bahnschrift Light" w:eastAsia="Arial MT" w:hAnsi="Bahnschrift Light" w:cs="Arial MT"/>
-          <w:kern w:val="0"/>
-          <w:lang w:val="ms"/>
-          <w14:ligatures w14:val="none"/>
-        </w:rPr>
-        <w:t>6</w:t>
+          <w:rFonts w:ascii="Times New Roman" w:eastAsia="Arial MT" w:hAnsi="Times New Roman" w:cs="Times New Roman"/>
+          <w:kern w:val="0"/>
+          <w:lang w:val="ms"/>
+          <w14:ligatures w14:val="none"/>
+        </w:rPr>
+        <w:t xml:space="preserve"> Juni 2026</w:t>
       </w:r>
     </w:p>
     <w:p>
@@ -1619,15 +1364,15 @@
         <w:autoSpaceDN w:val="0"/>
         <w:spacing w:after="0" w:line="242" w:lineRule="auto"/>
         <w:rPr>
-          <w:rFonts w:ascii="Bahnschrift Light" w:eastAsia="Arial MT" w:hAnsi="Bahnschrift Light" w:cs="Arial MT"/>
-          <w:kern w:val="0"/>
-          <w:lang w:val="ms"/>
-          <w14:ligatures w14:val="none"/>
-        </w:rPr>
-      </w:pPr>
-      <w:r>
-        <w:rPr>
-          <w:rFonts w:ascii="Bahnschrift Light" w:eastAsia="Arial MT" w:hAnsi="Bahnschrift Light" w:cs="Arial MT"/>
+          <w:rFonts w:ascii="Times New Roman" w:eastAsia="Arial MT" w:hAnsi="Times New Roman" w:cs="Times New Roman"/>
+          <w:kern w:val="0"/>
+          <w:lang w:val="ms"/>
+          <w14:ligatures w14:val="none"/>
+        </w:rPr>
+      </w:pPr>
+      <w:r>
+        <w:rPr>
+          <w:rFonts w:ascii="Times New Roman" w:eastAsia="Arial MT" w:hAnsi="Times New Roman" w:cs="Times New Roman"/>
           <w:kern w:val="0"/>
           <w:lang w:val="ms"/>
           <w14:ligatures w14:val="none"/>
@@ -1636,7 +1381,7 @@
       </w:r>
       <w:r>
         <w:rPr>
-          <w:rFonts w:ascii="Bahnschrift Light" w:eastAsia="Arial MT" w:hAnsi="Bahnschrift Light" w:cs="Arial MT"/>
+          <w:rFonts w:ascii="Times New Roman" w:eastAsia="Arial MT" w:hAnsi="Times New Roman" w:cs="Times New Roman"/>
           <w:kern w:val="0"/>
           <w:lang w:val="ms"/>
           <w14:ligatures w14:val="none"/>
@@ -1645,7 +1390,7 @@
       </w:r>
       <w:r>
         <w:rPr>
-          <w:rFonts w:ascii="Bahnschrift Light" w:eastAsia="Arial MT" w:hAnsi="Bahnschrift Light" w:cs="Arial MT"/>
+          <w:rFonts w:ascii="Times New Roman" w:eastAsia="Arial MT" w:hAnsi="Times New Roman" w:cs="Times New Roman"/>
           <w:kern w:val="0"/>
           <w:lang w:val="ms"/>
           <w14:ligatures w14:val="none"/>
@@ -1654,7 +1399,7 @@
       </w:r>
       <w:r>
         <w:rPr>
-          <w:rFonts w:ascii="Bahnschrift Light" w:eastAsia="Arial MT" w:hAnsi="Bahnschrift Light" w:cs="Arial MT"/>
+          <w:rFonts w:ascii="Times New Roman" w:eastAsia="Arial MT" w:hAnsi="Times New Roman" w:cs="Times New Roman"/>
           <w:kern w:val="0"/>
           <w:lang w:val="ms"/>
           <w14:ligatures w14:val="none"/>
@@ -1663,7 +1408,7 @@
       </w:r>
       <w:r>
         <w:rPr>
-          <w:rFonts w:ascii="Bahnschrift Light" w:eastAsia="Arial MT" w:hAnsi="Bahnschrift Light" w:cs="Arial MT"/>
+          <w:rFonts w:ascii="Times New Roman" w:eastAsia="Arial MT" w:hAnsi="Times New Roman" w:cs="Times New Roman"/>
           <w:kern w:val="0"/>
           <w:lang w:val="ms"/>
           <w14:ligatures w14:val="none"/>
@@ -1672,7 +1417,7 @@
       </w:r>
       <w:r>
         <w:rPr>
-          <w:rFonts w:ascii="Bahnschrift Light" w:eastAsia="Arial MT" w:hAnsi="Bahnschrift Light" w:cs="Arial MT"/>
+          <w:rFonts w:ascii="Times New Roman" w:eastAsia="Arial MT" w:hAnsi="Times New Roman" w:cs="Times New Roman"/>
           <w:kern w:val="0"/>
           <w:lang w:val="ms"/>
           <w14:ligatures w14:val="none"/>
@@ -1681,7 +1426,7 @@
       </w:r>
       <w:r>
         <w:rPr>
-          <w:rFonts w:ascii="Bahnschrift Light" w:eastAsia="Arial MT" w:hAnsi="Bahnschrift Light" w:cs="Arial MT"/>
+          <w:rFonts w:ascii="Times New Roman" w:eastAsia="Arial MT" w:hAnsi="Times New Roman" w:cs="Times New Roman"/>
           <w:kern w:val="0"/>
           <w:lang w:val="ms"/>
           <w14:ligatures w14:val="none"/>
@@ -1690,7 +1435,7 @@
       </w:r>
       <w:r>
         <w:rPr>
-          <w:rFonts w:ascii="Bahnschrift Light" w:eastAsia="Arial MT" w:hAnsi="Bahnschrift Light" w:cs="Arial MT"/>
+          <w:rFonts w:ascii="Times New Roman" w:eastAsia="Arial MT" w:hAnsi="Times New Roman" w:cs="Times New Roman"/>
           <w:kern w:val="0"/>
           <w:lang w:val="ms"/>
           <w14:ligatures w14:val="none"/>
@@ -1706,7 +1451,7 @@
         <w:autoSpaceDN w:val="0"/>
         <w:spacing w:after="0" w:line="242" w:lineRule="auto"/>
         <w:rPr>
-          <w:rFonts w:ascii="Bahnschrift Light" w:eastAsia="Arial MT" w:hAnsi="Bahnschrift Light" w:cs="Arial MT"/>
+          <w:rFonts w:ascii="Times New Roman" w:eastAsia="Arial MT" w:hAnsi="Times New Roman" w:cs="Times New Roman"/>
           <w:kern w:val="0"/>
           <w:lang w:val="ms"/>
           <w14:ligatures w14:val="none"/>
@@ -1720,7 +1465,7 @@
         <w:autoSpaceDN w:val="0"/>
         <w:spacing w:after="0" w:line="242" w:lineRule="auto"/>
         <w:rPr>
-          <w:rFonts w:ascii="Bahnschrift Light" w:eastAsia="Arial MT" w:hAnsi="Bahnschrift Light" w:cs="Arial MT"/>
+          <w:rFonts w:ascii="Times New Roman" w:eastAsia="Arial MT" w:hAnsi="Times New Roman" w:cs="Times New Roman"/>
           <w:kern w:val="0"/>
           <w:lang w:val="ms"/>
           <w14:ligatures w14:val="none"/>
@@ -1734,7 +1479,7 @@
         <w:autoSpaceDN w:val="0"/>
         <w:spacing w:after="0" w:line="242" w:lineRule="auto"/>
         <w:rPr>
-          <w:rFonts w:ascii="Bahnschrift Light" w:eastAsia="Arial MT" w:hAnsi="Bahnschrift Light" w:cs="Arial MT"/>
+          <w:rFonts w:ascii="Times New Roman" w:eastAsia="Arial MT" w:hAnsi="Times New Roman" w:cs="Times New Roman"/>
           <w:kern w:val="0"/>
           <w:lang w:val="ms"/>
           <w14:ligatures w14:val="none"/>
@@ -1748,85 +1493,12 @@
         <w:autoSpaceDN w:val="0"/>
         <w:spacing w:after="0" w:line="242" w:lineRule="auto"/>
         <w:rPr>
-          <w:rFonts w:ascii="Bahnschrift Light" w:eastAsia="Arial MT" w:hAnsi="Bahnschrift Light" w:cs="Arial MT"/>
-          <w:kern w:val="0"/>
-          <w:lang w:val="ms"/>
-          <w14:ligatures w14:val="none"/>
-        </w:rPr>
-      </w:pPr>
-      <w:r>
-        <w:rPr>
-          <w:rFonts w:ascii="Bahnschrift Light" w:eastAsia="Arial MT" w:hAnsi="Bahnschrift Light" w:cs="Arial MT"/>
-          <w:kern w:val="0"/>
-          <w:lang w:val="ms"/>
-          <w14:ligatures w14:val="none"/>
-        </w:rPr>
-        <w:t>(Nama Lengkap)</w:t>
-      </w:r>
-      <w:r>
-        <w:rPr>
-          <w:rFonts w:ascii="Bahnschrift Light" w:eastAsia="Arial MT" w:hAnsi="Bahnschrift Light" w:cs="Arial MT"/>
-          <w:kern w:val="0"/>
-          <w:lang w:val="ms"/>
-          <w14:ligatures w14:val="none"/>
-        </w:rPr>
-        <w:tab/>
-      </w:r>
-      <w:r>
-        <w:rPr>
-          <w:rFonts w:ascii="Bahnschrift Light" w:eastAsia="Arial MT" w:hAnsi="Bahnschrift Light" w:cs="Arial MT"/>
-          <w:kern w:val="0"/>
-          <w:lang w:val="ms"/>
-          <w14:ligatures w14:val="none"/>
-        </w:rPr>
-        <w:tab/>
-      </w:r>
-      <w:r>
-        <w:rPr>
-          <w:rFonts w:ascii="Bahnschrift Light" w:eastAsia="Arial MT" w:hAnsi="Bahnschrift Light" w:cs="Arial MT"/>
-          <w:kern w:val="0"/>
-          <w:lang w:val="ms"/>
-          <w14:ligatures w14:val="none"/>
-        </w:rPr>
-        <w:tab/>
-      </w:r>
-      <w:r>
-        <w:rPr>
-          <w:rFonts w:ascii="Bahnschrift Light" w:eastAsia="Arial MT" w:hAnsi="Bahnschrift Light" w:cs="Arial MT"/>
-          <w:kern w:val="0"/>
-          <w:lang w:val="ms"/>
-          <w14:ligatures w14:val="none"/>
-        </w:rPr>
-        <w:tab/>
-      </w:r>
-      <w:r>
-        <w:rPr>
-          <w:rFonts w:ascii="Bahnschrift Light" w:eastAsia="Arial MT" w:hAnsi="Bahnschrift Light" w:cs="Arial MT"/>
-          <w:kern w:val="0"/>
-          <w:lang w:val="ms"/>
-          <w14:ligatures w14:val="none"/>
-        </w:rPr>
-        <w:tab/>
-      </w:r>
-      <w:r>
-        <w:rPr>
-          <w:rFonts w:ascii="Bahnschrift Light" w:eastAsia="Arial MT" w:hAnsi="Bahnschrift Light" w:cs="Arial MT"/>
-          <w:kern w:val="0"/>
-          <w:lang w:val="ms"/>
-          <w14:ligatures w14:val="none"/>
-        </w:rPr>
-        <w:tab/>
-      </w:r>
-      <w:r>
-        <w:rPr>
-          <w:rFonts w:ascii="Bahnschrift Light" w:eastAsia="Arial MT" w:hAnsi="Bahnschrift Light" w:cs="Arial MT"/>
-          <w:kern w:val="0"/>
-          <w:lang w:val="ms"/>
-          <w14:ligatures w14:val="none"/>
-        </w:rPr>
-        <w:tab/>
-        <w:t>(Nama Lengkap)</w:t>
-      </w:r>
+          <w:rFonts w:ascii="Times New Roman" w:eastAsia="Arial MT" w:hAnsi="Times New Roman" w:cs="Times New Roman"/>
+          <w:kern w:val="0"/>
+          <w:lang w:val="ms"/>
+          <w14:ligatures w14:val="none"/>
+        </w:rPr>
+      </w:pPr>
     </w:p>
     <w:p>
       <w:pPr>
@@ -1834,27 +1506,326 @@
         <w:autoSpaceDE w:val="0"/>
         <w:autoSpaceDN w:val="0"/>
         <w:spacing w:after="0" w:line="242" w:lineRule="auto"/>
-        <w:ind w:left="5760"/>
-        <w:rPr>
-          <w:rFonts w:ascii="Bahnschrift Light" w:eastAsia="Arial MT" w:hAnsi="Bahnschrift Light" w:cs="Arial MT"/>
-          <w:kern w:val="0"/>
-          <w:lang w:val="ms"/>
-          <w14:ligatures w14:val="none"/>
-        </w:rPr>
-      </w:pPr>
-    </w:p>
-    <w:p/>
-    <w:p/>
-    <w:p/>
-    <w:p/>
+        <w:rPr>
+          <w:rFonts w:ascii="Times New Roman" w:eastAsia="Arial MT" w:hAnsi="Times New Roman" w:cs="Times New Roman"/>
+          <w:kern w:val="0"/>
+          <w:lang w:val="ms"/>
+          <w14:ligatures w14:val="none"/>
+        </w:rPr>
+      </w:pPr>
+    </w:p>
+    <w:p>
+      <w:pPr>
+        <w:widowControl w:val="0"/>
+        <w:autoSpaceDE w:val="0"/>
+        <w:autoSpaceDN w:val="0"/>
+        <w:spacing w:after="0" w:line="242" w:lineRule="auto"/>
+        <w:rPr>
+          <w:rFonts w:ascii="Times New Roman" w:eastAsia="Arial MT" w:hAnsi="Times New Roman" w:cs="Times New Roman"/>
+          <w:kern w:val="0"/>
+          <w:lang w:val="ms"/>
+          <w14:ligatures w14:val="none"/>
+        </w:rPr>
+      </w:pPr>
+      <w:r>
+        <w:rPr>
+          <w:rFonts w:ascii="Times New Roman" w:eastAsia="Arial MT" w:hAnsi="Times New Roman" w:cs="Times New Roman"/>
+          <w:kern w:val="0"/>
+          <w:lang w:val="ms"/>
+          <w14:ligatures w14:val="none"/>
+        </w:rPr>
+        <w:t>(Nama Lengkap)</w:t>
+      </w:r>
+      <w:r>
+        <w:rPr>
+          <w:rFonts w:ascii="Times New Roman" w:eastAsia="Arial MT" w:hAnsi="Times New Roman" w:cs="Times New Roman"/>
+          <w:kern w:val="0"/>
+          <w:lang w:val="ms"/>
+          <w14:ligatures w14:val="none"/>
+        </w:rPr>
+        <w:tab/>
+      </w:r>
+      <w:r>
+        <w:rPr>
+          <w:rFonts w:ascii="Times New Roman" w:eastAsia="Arial MT" w:hAnsi="Times New Roman" w:cs="Times New Roman"/>
+          <w:kern w:val="0"/>
+          <w:lang w:val="ms"/>
+          <w14:ligatures w14:val="none"/>
+        </w:rPr>
+        <w:tab/>
+      </w:r>
+      <w:r>
+        <w:rPr>
+          <w:rFonts w:ascii="Times New Roman" w:eastAsia="Arial MT" w:hAnsi="Times New Roman" w:cs="Times New Roman"/>
+          <w:kern w:val="0"/>
+          <w:lang w:val="ms"/>
+          <w14:ligatures w14:val="none"/>
+        </w:rPr>
+        <w:tab/>
+      </w:r>
+      <w:r>
+        <w:rPr>
+          <w:rFonts w:ascii="Times New Roman" w:eastAsia="Arial MT" w:hAnsi="Times New Roman" w:cs="Times New Roman"/>
+          <w:kern w:val="0"/>
+          <w:lang w:val="ms"/>
+          <w14:ligatures w14:val="none"/>
+        </w:rPr>
+        <w:tab/>
+      </w:r>
+      <w:r>
+        <w:rPr>
+          <w:rFonts w:ascii="Times New Roman" w:eastAsia="Arial MT" w:hAnsi="Times New Roman" w:cs="Times New Roman"/>
+          <w:kern w:val="0"/>
+          <w:lang w:val="ms"/>
+          <w14:ligatures w14:val="none"/>
+        </w:rPr>
+        <w:tab/>
+      </w:r>
+      <w:r>
+        <w:rPr>
+          <w:rFonts w:ascii="Times New Roman" w:eastAsia="Arial MT" w:hAnsi="Times New Roman" w:cs="Times New Roman"/>
+          <w:kern w:val="0"/>
+          <w:lang w:val="ms"/>
+          <w14:ligatures w14:val="none"/>
+        </w:rPr>
+        <w:tab/>
+      </w:r>
+      <w:r>
+        <w:rPr>
+          <w:rFonts w:ascii="Times New Roman" w:eastAsia="Arial MT" w:hAnsi="Times New Roman" w:cs="Times New Roman"/>
+          <w:kern w:val="0"/>
+          <w:lang w:val="ms"/>
+          <w14:ligatures w14:val="none"/>
+        </w:rPr>
+        <w:tab/>
+        <w:t>(Nama Lengkap)</w:t>
+      </w:r>
+    </w:p>
+    <w:p>
+      <w:pPr>
+        <w:rPr>
+          <w:rFonts w:ascii="Times New Roman" w:hAnsi="Times New Roman" w:cs="Times New Roman"/>
+        </w:rPr>
+      </w:pPr>
+    </w:p>
     <w:sectPr>
-      <w:pgSz w:w="11906" w:h="16838"/>
-      <w:pgMar w:top="1440" w:right="1440" w:bottom="1440" w:left="1440" w:header="708" w:footer="708" w:gutter="0"/>
-      <w:cols w:space="708"/>
+      <w:headerReference w:type="default" r:id="rId7"/>
+      <w:footerReference w:type="default" r:id="rId8"/>
+      <w:pgSz w:w="12240" w:h="15840"/>
+      <w:pgMar w:top="1440" w:right="1440" w:bottom="1440" w:left="1440" w:header="2268" w:footer="720" w:gutter="0"/>
+      <w:cols w:space="720"/>
       <w:docGrid w:linePitch="360"/>
     </w:sectPr>
   </w:body>
 </w:document>
+</file>
+
+<file path=word/endnotes.xml><?xml version="1.0" encoding="utf-8"?>
+<w:endnotes xmlns:wpc="http://schemas.microsoft.com/office/word/2010/wordprocessingCanvas" xmlns:cx="http://schemas.microsoft.com/office/drawing/2014/chartex" xmlns:cx1="http://schemas.microsoft.com/office/drawing/2015/9/8/chartex" xmlns:cx2="http://schemas.microsoft.com/office/drawing/2015/10/21/chartex" xmlns:cx3="http://schemas.microsoft.com/office/drawing/2016/5/9/chartex" xmlns:cx4="http://schemas.microsoft.com/office/drawing/2016/5/10/chartex" xmlns:cx5="http://schemas.microsoft.com/office/drawing/2016/5/11/chartex" xmlns:cx6="http://schemas.microsoft.com/office/drawing/2016/5/12/chartex" xmlns:cx7="http://schemas.microsoft.com/office/drawing/2016/5/13/chartex" xmlns:cx8="http://schemas.microsoft.com/office/drawing/2016/5/14/chartex" xmlns:mc="http://schemas.openxmlformats.org/markup-compatibility/2006" xmlns:aink="http://schemas.microsoft.com/office/drawing/2016/ink" xmlns:am3d="http://schemas.microsoft.com/office/drawing/2017/model3d" xmlns:o="urn:schemas-microsoft-com:office:office" xmlns:oel="http://schemas.microsoft.com/office/2019/extlst" xmlns:r="http://schemas.openxmlformats.org/officeDocument/2006/relationships" xmlns:m="http://schemas.openxmlformats.org/officeDocument/2006/math" xmlns:v="urn:schemas-microsoft-com:vml" xmlns:wp14="http://schemas.microsoft.com/office/word/2010/wordprocessingDrawing" xmlns:wp="http://schemas.openxmlformats.org/drawingml/2006/wordprocessingDrawing" xmlns:w10="urn:schemas-microsoft-com:office:word" xmlns:w="http://schemas.openxmlformats.org/wordprocessingml/2006/main" xmlns:w14="http://schemas.microsoft.com/office/word/2010/wordml" xmlns:w15="http://schemas.microsoft.com/office/word/2012/wordml" xmlns:w16cex="http://schemas.microsoft.com/office/word/2018/wordml/cex" xmlns:w16cid="http://schemas.microsoft.com/office/word/2016/wordml/cid" xmlns:w16="http://schemas.microsoft.com/office/word/2018/wordml" xmlns:w16du="http://schemas.microsoft.com/office/word/2023/wordml/word16du" xmlns:w16sdtdh="http://schemas.microsoft.com/office/word/2020/wordml/sdtdatahash" xmlns:w16sdtfl="http://schemas.microsoft.com/office/word/2024/wordml/sdtformatlock" xmlns:w16se="http://schemas.microsoft.com/office/word/2015/wordml/symex" xmlns:wpg="http://schemas.microsoft.com/office/word/2010/wordprocessingGroup" xmlns:wpi="http://schemas.microsoft.com/office/word/2010/wordprocessingInk" xmlns:wne="http://schemas.microsoft.com/office/word/2006/wordml" xmlns:wps="http://schemas.microsoft.com/office/word/2010/wordprocessingShape" mc:Ignorable="w14 w15 w16se w16cid w16 w16cex w16sdtdh w16sdtfl w16du wp14">
+  <w:endnote w:type="separator" w:id="-1">
+    <w:p>
+      <w:pPr>
+        <w:spacing w:after="0" w:line="240" w:lineRule="auto"/>
+      </w:pPr>
+      <w:r>
+        <w:separator/>
+      </w:r>
+    </w:p>
+  </w:endnote>
+  <w:endnote w:type="continuationSeparator" w:id="0">
+    <w:p>
+      <w:pPr>
+        <w:spacing w:after="0" w:line="240" w:lineRule="auto"/>
+      </w:pPr>
+      <w:r>
+        <w:continuationSeparator/>
+      </w:r>
+    </w:p>
+  </w:endnote>
+</w:endnotes>
+</file>
+
+<file path=word/footer1.xml><?xml version="1.0" encoding="utf-8"?>
+<w:ftr xmlns:wpc="http://schemas.microsoft.com/office/word/2010/wordprocessingCanvas" xmlns:cx="http://schemas.microsoft.com/office/drawing/2014/chartex" xmlns:cx1="http://schemas.microsoft.com/office/drawing/2015/9/8/chartex" xmlns:cx2="http://schemas.microsoft.com/office/drawing/2015/10/21/chartex" xmlns:cx3="http://schemas.microsoft.com/office/drawing/2016/5/9/chartex" xmlns:cx4="http://schemas.microsoft.com/office/drawing/2016/5/10/chartex" xmlns:cx5="http://schemas.microsoft.com/office/drawing/2016/5/11/chartex" xmlns:cx6="http://schemas.microsoft.com/office/drawing/2016/5/12/chartex" xmlns:cx7="http://schemas.microsoft.com/office/drawing/2016/5/13/chartex" xmlns:cx8="http://schemas.microsoft.com/office/drawing/2016/5/14/chartex" xmlns:mc="http://schemas.openxmlformats.org/markup-compatibility/2006" xmlns:aink="http://schemas.microsoft.com/office/drawing/2016/ink" xmlns:am3d="http://schemas.microsoft.com/office/drawing/2017/model3d" xmlns:o="urn:schemas-microsoft-com:office:office" xmlns:oel="http://schemas.microsoft.com/office/2019/extlst" xmlns:r="http://schemas.openxmlformats.org/officeDocument/2006/relationships" xmlns:m="http://schemas.openxmlformats.org/officeDocument/2006/math" xmlns:v="urn:schemas-microsoft-com:vml" xmlns:wp14="http://schemas.microsoft.com/office/word/2010/wordprocessingDrawing" xmlns:wp="http://schemas.openxmlformats.org/drawingml/2006/wordprocessingDrawing" xmlns:w10="urn:schemas-microsoft-com:office:word" xmlns:w="http://schemas.openxmlformats.org/wordprocessingml/2006/main" xmlns:w14="http://schemas.microsoft.com/office/word/2010/wordml" xmlns:w15="http://schemas.microsoft.com/office/word/2012/wordml" xmlns:w16cex="http://schemas.microsoft.com/office/word/2018/wordml/cex" xmlns:w16cid="http://schemas.microsoft.com/office/word/2016/wordml/cid" xmlns:w16="http://schemas.microsoft.com/office/word/2018/wordml" xmlns:w16du="http://schemas.microsoft.com/office/word/2023/wordml/word16du" xmlns:w16sdtdh="http://schemas.microsoft.com/office/word/2020/wordml/sdtdatahash" xmlns:w16sdtfl="http://schemas.microsoft.com/office/word/2024/wordml/sdtformatlock" xmlns:w16se="http://schemas.microsoft.com/office/word/2015/wordml/symex" xmlns:wpg="http://schemas.microsoft.com/office/word/2010/wordprocessingGroup" xmlns:wpi="http://schemas.microsoft.com/office/word/2010/wordprocessingInk" xmlns:wne="http://schemas.microsoft.com/office/word/2006/wordml" xmlns:wps="http://schemas.microsoft.com/office/word/2010/wordprocessingShape" mc:Ignorable="w14 w15 w16se w16cid w16 w16cex w16sdtdh w16sdtfl w16du wp14">
+  <w:p>
+    <w:pPr>
+      <w:pStyle w:val="Footer"/>
+    </w:pPr>
+    <w:r>
+      <w:rPr>
+        <w:noProof/>
+      </w:rPr>
+      <w:drawing>
+        <wp:anchor distT="0" distB="0" distL="114300" distR="114300" simplePos="0" relativeHeight="251659264" behindDoc="1" locked="0" layoutInCell="1" allowOverlap="1" wp14:anchorId="58AB6468" wp14:editId="33084B2B">
+          <wp:simplePos x="0" y="0"/>
+          <wp:positionH relativeFrom="margin">
+            <wp:align>center</wp:align>
+          </wp:positionH>
+          <wp:positionV relativeFrom="paragraph">
+            <wp:posOffset>312323</wp:posOffset>
+          </wp:positionV>
+          <wp:extent cx="7797780" cy="323410"/>
+          <wp:effectExtent l="0" t="0" r="0" b="635"/>
+          <wp:wrapNone/>
+          <wp:docPr id="1171904230" name="Picture 3"/>
+          <wp:cNvGraphicFramePr>
+            <a:graphicFrameLocks xmlns:a="http://schemas.openxmlformats.org/drawingml/2006/main" noChangeAspect="1"/>
+          </wp:cNvGraphicFramePr>
+          <a:graphic xmlns:a="http://schemas.openxmlformats.org/drawingml/2006/main">
+            <a:graphicData uri="http://schemas.openxmlformats.org/drawingml/2006/picture">
+              <pic:pic xmlns:pic="http://schemas.openxmlformats.org/drawingml/2006/picture">
+                <pic:nvPicPr>
+                  <pic:cNvPr id="1171904230" name="Picture 1171904230"/>
+                  <pic:cNvPicPr/>
+                </pic:nvPicPr>
+                <pic:blipFill rotWithShape="1">
+                  <a:blip r:embed="rId1">
+                    <a:extLst>
+                      <a:ext uri="{28A0092B-C50C-407E-A947-70E740481C1C}">
+                        <a14:useLocalDpi xmlns:a14="http://schemas.microsoft.com/office/drawing/2010/main" val="0"/>
+                      </a:ext>
+                    </a:extLst>
+                  </a:blip>
+                  <a:srcRect t="97067"/>
+                  <a:stretch>
+                    <a:fillRect/>
+                  </a:stretch>
+                </pic:blipFill>
+                <pic:spPr bwMode="auto">
+                  <a:xfrm>
+                    <a:off x="0" y="0"/>
+                    <a:ext cx="7797780" cy="323410"/>
+                  </a:xfrm>
+                  <a:prstGeom prst="rect">
+                    <a:avLst/>
+                  </a:prstGeom>
+                  <a:ln>
+                    <a:noFill/>
+                  </a:ln>
+                  <a:extLst>
+                    <a:ext uri="{53640926-AAD7-44D8-BBD7-CCE9431645EC}">
+                      <a14:shadowObscured xmlns:a14="http://schemas.microsoft.com/office/drawing/2010/main"/>
+                    </a:ext>
+                  </a:extLst>
+                </pic:spPr>
+              </pic:pic>
+            </a:graphicData>
+          </a:graphic>
+          <wp14:sizeRelH relativeFrom="page">
+            <wp14:pctWidth>0</wp14:pctWidth>
+          </wp14:sizeRelH>
+          <wp14:sizeRelV relativeFrom="page">
+            <wp14:pctHeight>0</wp14:pctHeight>
+          </wp14:sizeRelV>
+        </wp:anchor>
+      </w:drawing>
+    </w:r>
+  </w:p>
+</w:ftr>
+</file>
+
+<file path=word/footnotes.xml><?xml version="1.0" encoding="utf-8"?>
+<w:footnotes xmlns:wpc="http://schemas.microsoft.com/office/word/2010/wordprocessingCanvas" xmlns:cx="http://schemas.microsoft.com/office/drawing/2014/chartex" xmlns:cx1="http://schemas.microsoft.com/office/drawing/2015/9/8/chartex" xmlns:cx2="http://schemas.microsoft.com/office/drawing/2015/10/21/chartex" xmlns:cx3="http://schemas.microsoft.com/office/drawing/2016/5/9/chartex" xmlns:cx4="http://schemas.microsoft.com/office/drawing/2016/5/10/chartex" xmlns:cx5="http://schemas.microsoft.com/office/drawing/2016/5/11/chartex" xmlns:cx6="http://schemas.microsoft.com/office/drawing/2016/5/12/chartex" xmlns:cx7="http://schemas.microsoft.com/office/drawing/2016/5/13/chartex" xmlns:cx8="http://schemas.microsoft.com/office/drawing/2016/5/14/chartex" xmlns:mc="http://schemas.openxmlformats.org/markup-compatibility/2006" xmlns:aink="http://schemas.microsoft.com/office/drawing/2016/ink" xmlns:am3d="http://schemas.microsoft.com/office/drawing/2017/model3d" xmlns:o="urn:schemas-microsoft-com:office:office" xmlns:oel="http://schemas.microsoft.com/office/2019/extlst" xmlns:r="http://schemas.openxmlformats.org/officeDocument/2006/relationships" xmlns:m="http://schemas.openxmlformats.org/officeDocument/2006/math" xmlns:v="urn:schemas-microsoft-com:vml" xmlns:wp14="http://schemas.microsoft.com/office/word/2010/wordprocessingDrawing" xmlns:wp="http://schemas.openxmlformats.org/drawingml/2006/wordprocessingDrawing" xmlns:w10="urn:schemas-microsoft-com:office:word" xmlns:w="http://schemas.openxmlformats.org/wordprocessingml/2006/main" xmlns:w14="http://schemas.microsoft.com/office/word/2010/wordml" xmlns:w15="http://schemas.microsoft.com/office/word/2012/wordml" xmlns:w16cex="http://schemas.microsoft.com/office/word/2018/wordml/cex" xmlns:w16cid="http://schemas.microsoft.com/office/word/2016/wordml/cid" xmlns:w16="http://schemas.microsoft.com/office/word/2018/wordml" xmlns:w16du="http://schemas.microsoft.com/office/word/2023/wordml/word16du" xmlns:w16sdtdh="http://schemas.microsoft.com/office/word/2020/wordml/sdtdatahash" xmlns:w16sdtfl="http://schemas.microsoft.com/office/word/2024/wordml/sdtformatlock" xmlns:w16se="http://schemas.microsoft.com/office/word/2015/wordml/symex" xmlns:wpg="http://schemas.microsoft.com/office/word/2010/wordprocessingGroup" xmlns:wpi="http://schemas.microsoft.com/office/word/2010/wordprocessingInk" xmlns:wne="http://schemas.microsoft.com/office/word/2006/wordml" xmlns:wps="http://schemas.microsoft.com/office/word/2010/wordprocessingShape" mc:Ignorable="w14 w15 w16se w16cid w16 w16cex w16sdtdh w16sdtfl w16du wp14">
+  <w:footnote w:type="separator" w:id="-1">
+    <w:p>
+      <w:pPr>
+        <w:spacing w:after="0" w:line="240" w:lineRule="auto"/>
+      </w:pPr>
+      <w:r>
+        <w:separator/>
+      </w:r>
+    </w:p>
+  </w:footnote>
+  <w:footnote w:type="continuationSeparator" w:id="0">
+    <w:p>
+      <w:pPr>
+        <w:spacing w:after="0" w:line="240" w:lineRule="auto"/>
+      </w:pPr>
+      <w:r>
+        <w:continuationSeparator/>
+      </w:r>
+    </w:p>
+  </w:footnote>
+</w:footnotes>
+</file>
+
+<file path=word/header1.xml><?xml version="1.0" encoding="utf-8"?>
+<w:hdr xmlns:wpc="http://schemas.microsoft.com/office/word/2010/wordprocessingCanvas" xmlns:cx="http://schemas.microsoft.com/office/drawing/2014/chartex" xmlns:cx1="http://schemas.microsoft.com/office/drawing/2015/9/8/chartex" xmlns:cx2="http://schemas.microsoft.com/office/drawing/2015/10/21/chartex" xmlns:cx3="http://schemas.microsoft.com/office/drawing/2016/5/9/chartex" xmlns:cx4="http://schemas.microsoft.com/office/drawing/2016/5/10/chartex" xmlns:cx5="http://schemas.microsoft.com/office/drawing/2016/5/11/chartex" xmlns:cx6="http://schemas.microsoft.com/office/drawing/2016/5/12/chartex" xmlns:cx7="http://schemas.microsoft.com/office/drawing/2016/5/13/chartex" xmlns:cx8="http://schemas.microsoft.com/office/drawing/2016/5/14/chartex" xmlns:mc="http://schemas.openxmlformats.org/markup-compatibility/2006" xmlns:aink="http://schemas.microsoft.com/office/drawing/2016/ink" xmlns:am3d="http://schemas.microsoft.com/office/drawing/2017/model3d" xmlns:o="urn:schemas-microsoft-com:office:office" xmlns:oel="http://schemas.microsoft.com/office/2019/extlst" xmlns:r="http://schemas.openxmlformats.org/officeDocument/2006/relationships" xmlns:m="http://schemas.openxmlformats.org/officeDocument/2006/math" xmlns:v="urn:schemas-microsoft-com:vml" xmlns:wp14="http://schemas.microsoft.com/office/word/2010/wordprocessingDrawing" xmlns:wp="http://schemas.openxmlformats.org/drawingml/2006/wordprocessingDrawing" xmlns:w10="urn:schemas-microsoft-com:office:word" xmlns:w="http://schemas.openxmlformats.org/wordprocessingml/2006/main" xmlns:w14="http://schemas.microsoft.com/office/word/2010/wordml" xmlns:w15="http://schemas.microsoft.com/office/word/2012/wordml" xmlns:w16cex="http://schemas.microsoft.com/office/word/2018/wordml/cex" xmlns:w16cid="http://schemas.microsoft.com/office/word/2016/wordml/cid" xmlns:w16="http://schemas.microsoft.com/office/word/2018/wordml" xmlns:w16du="http://schemas.microsoft.com/office/word/2023/wordml/word16du" xmlns:w16sdtdh="http://schemas.microsoft.com/office/word/2020/wordml/sdtdatahash" xmlns:w16sdtfl="http://schemas.microsoft.com/office/word/2024/wordml/sdtformatlock" xmlns:w16se="http://schemas.microsoft.com/office/word/2015/wordml/symex" xmlns:wpg="http://schemas.microsoft.com/office/word/2010/wordprocessingGroup" xmlns:wpi="http://schemas.microsoft.com/office/word/2010/wordprocessingInk" xmlns:wne="http://schemas.microsoft.com/office/word/2006/wordml" xmlns:wps="http://schemas.microsoft.com/office/word/2010/wordprocessingShape" mc:Ignorable="w14 w15 w16se w16cid w16 w16cex w16sdtdh w16sdtfl w16du wp14">
+  <w:p>
+    <w:pPr>
+      <w:pStyle w:val="Header"/>
+    </w:pPr>
+    <w:r>
+      <w:rPr>
+        <w:noProof/>
+      </w:rPr>
+      <w:drawing>
+        <wp:anchor distT="0" distB="0" distL="114300" distR="114300" simplePos="0" relativeHeight="251658240" behindDoc="0" locked="0" layoutInCell="1" allowOverlap="1" wp14:anchorId="4511D586" wp14:editId="5BAE3B8C">
+          <wp:simplePos x="0" y="0"/>
+          <wp:positionH relativeFrom="margin">
+            <wp:posOffset>-957580</wp:posOffset>
+          </wp:positionH>
+          <wp:positionV relativeFrom="paragraph">
+            <wp:posOffset>-1435529</wp:posOffset>
+          </wp:positionV>
+          <wp:extent cx="7858316" cy="1520456"/>
+          <wp:effectExtent l="0" t="0" r="0" b="3810"/>
+          <wp:wrapNone/>
+          <wp:docPr id="1820149222" name="Picture 2"/>
+          <wp:cNvGraphicFramePr>
+            <a:graphicFrameLocks xmlns:a="http://schemas.openxmlformats.org/drawingml/2006/main" noChangeAspect="1"/>
+          </wp:cNvGraphicFramePr>
+          <a:graphic xmlns:a="http://schemas.openxmlformats.org/drawingml/2006/main">
+            <a:graphicData uri="http://schemas.openxmlformats.org/drawingml/2006/picture">
+              <pic:pic xmlns:pic="http://schemas.openxmlformats.org/drawingml/2006/picture">
+                <pic:nvPicPr>
+                  <pic:cNvPr id="1820149222" name="Picture 1820149222"/>
+                  <pic:cNvPicPr/>
+                </pic:nvPicPr>
+                <pic:blipFill rotWithShape="1">
+                  <a:blip r:embed="rId1">
+                    <a:extLst>
+                      <a:ext uri="{28A0092B-C50C-407E-A947-70E740481C1C}">
+                        <a14:useLocalDpi xmlns:a14="http://schemas.microsoft.com/office/drawing/2010/main" val="0"/>
+                      </a:ext>
+                    </a:extLst>
+                  </a:blip>
+                  <a:srcRect l="-1" r="-172" b="86298"/>
+                  <a:stretch>
+                    <a:fillRect/>
+                  </a:stretch>
+                </pic:blipFill>
+                <pic:spPr bwMode="auto">
+                  <a:xfrm>
+                    <a:off x="0" y="0"/>
+                    <a:ext cx="7858316" cy="1520456"/>
+                  </a:xfrm>
+                  <a:prstGeom prst="rect">
+                    <a:avLst/>
+                  </a:prstGeom>
+                  <a:ln>
+                    <a:noFill/>
+                  </a:ln>
+                  <a:extLst>
+                    <a:ext uri="{53640926-AAD7-44D8-BBD7-CCE9431645EC}">
+                      <a14:shadowObscured xmlns:a14="http://schemas.microsoft.com/office/drawing/2010/main"/>
+                    </a:ext>
+                  </a:extLst>
+                </pic:spPr>
+              </pic:pic>
+            </a:graphicData>
+          </a:graphic>
+          <wp14:sizeRelH relativeFrom="page">
+            <wp14:pctWidth>0</wp14:pctWidth>
+          </wp14:sizeRelH>
+          <wp14:sizeRelV relativeFrom="page">
+            <wp14:pctHeight>0</wp14:pctHeight>
+          </wp14:sizeRelV>
+        </wp:anchor>
+      </w:drawing>
+    </w:r>
+  </w:p>
+</w:hdr>
 </file>
 
 <file path=word/numbering.xml><?xml version="1.0" encoding="utf-8"?>
@@ -1961,15 +1932,15 @@
       <w:rPr>
         <w:rFonts w:asciiTheme="minorHAnsi" w:eastAsiaTheme="minorHAnsi" w:hAnsiTheme="minorHAnsi" w:cstheme="minorBidi"/>
         <w:kern w:val="2"/>
-        <w:sz w:val="22"/>
-        <w:szCs w:val="22"/>
-        <w:lang w:val="en-ID" w:eastAsia="en-US" w:bidi="ar-SA"/>
+        <w:sz w:val="24"/>
+        <w:szCs w:val="24"/>
+        <w:lang w:val="en-US" w:eastAsia="en-US" w:bidi="ar-SA"/>
         <w14:ligatures w14:val="standardContextual"/>
       </w:rPr>
     </w:rPrDefault>
     <w:pPrDefault>
       <w:pPr>
-        <w:spacing w:after="160" w:line="259" w:lineRule="auto"/>
+        <w:spacing w:after="160" w:line="278" w:lineRule="auto"/>
       </w:pPr>
     </w:pPrDefault>
   </w:docDefaults>
@@ -2354,10 +2325,6 @@
   <w:style w:type="paragraph" w:default="1" w:styleId="Normal">
     <w:name w:val="Normal"/>
     <w:qFormat/>
-    <w:rsid w:val="00FE21C1"/>
-    <w:rPr>
-      <w:lang w:val="zh-CN"/>
-    </w:rPr>
   </w:style>
   <w:style w:type="paragraph" w:styleId="Heading1">
     <w:name w:val="heading 1"/>
@@ -2366,7 +2333,7 @@
     <w:link w:val="Heading1Char"/>
     <w:uiPriority w:val="9"/>
     <w:qFormat/>
-    <w:rsid w:val="00FE21C1"/>
+    <w:rsid w:val="002E7D86"/>
     <w:pPr>
       <w:keepNext/>
       <w:keepLines/>
@@ -2375,7 +2342,7 @@
     </w:pPr>
     <w:rPr>
       <w:rFonts w:asciiTheme="majorHAnsi" w:eastAsiaTheme="majorEastAsia" w:hAnsiTheme="majorHAnsi" w:cstheme="majorBidi"/>
-      <w:color w:val="2F5496" w:themeColor="accent1" w:themeShade="BF"/>
+      <w:color w:val="0F4761" w:themeColor="accent1" w:themeShade="BF"/>
       <w:sz w:val="40"/>
       <w:szCs w:val="40"/>
     </w:rPr>
@@ -2389,7 +2356,7 @@
     <w:semiHidden/>
     <w:unhideWhenUsed/>
     <w:qFormat/>
-    <w:rsid w:val="00FE21C1"/>
+    <w:rsid w:val="002E7D86"/>
     <w:pPr>
       <w:keepNext/>
       <w:keepLines/>
@@ -2398,7 +2365,7 @@
     </w:pPr>
     <w:rPr>
       <w:rFonts w:asciiTheme="majorHAnsi" w:eastAsiaTheme="majorEastAsia" w:hAnsiTheme="majorHAnsi" w:cstheme="majorBidi"/>
-      <w:color w:val="2F5496" w:themeColor="accent1" w:themeShade="BF"/>
+      <w:color w:val="0F4761" w:themeColor="accent1" w:themeShade="BF"/>
       <w:sz w:val="32"/>
       <w:szCs w:val="32"/>
     </w:rPr>
@@ -2412,7 +2379,7 @@
     <w:semiHidden/>
     <w:unhideWhenUsed/>
     <w:qFormat/>
-    <w:rsid w:val="00FE21C1"/>
+    <w:rsid w:val="002E7D86"/>
     <w:pPr>
       <w:keepNext/>
       <w:keepLines/>
@@ -2421,7 +2388,7 @@
     </w:pPr>
     <w:rPr>
       <w:rFonts w:eastAsiaTheme="majorEastAsia" w:cstheme="majorBidi"/>
-      <w:color w:val="2F5496" w:themeColor="accent1" w:themeShade="BF"/>
+      <w:color w:val="0F4761" w:themeColor="accent1" w:themeShade="BF"/>
       <w:sz w:val="28"/>
       <w:szCs w:val="28"/>
     </w:rPr>
@@ -2435,7 +2402,7 @@
     <w:semiHidden/>
     <w:unhideWhenUsed/>
     <w:qFormat/>
-    <w:rsid w:val="00FE21C1"/>
+    <w:rsid w:val="002E7D86"/>
     <w:pPr>
       <w:keepNext/>
       <w:keepLines/>
@@ -2446,7 +2413,7 @@
       <w:rFonts w:eastAsiaTheme="majorEastAsia" w:cstheme="majorBidi"/>
       <w:i/>
       <w:iCs/>
-      <w:color w:val="2F5496" w:themeColor="accent1" w:themeShade="BF"/>
+      <w:color w:val="0F4761" w:themeColor="accent1" w:themeShade="BF"/>
     </w:rPr>
   </w:style>
   <w:style w:type="paragraph" w:styleId="Heading5">
@@ -2458,7 +2425,7 @@
     <w:semiHidden/>
     <w:unhideWhenUsed/>
     <w:qFormat/>
-    <w:rsid w:val="00FE21C1"/>
+    <w:rsid w:val="002E7D86"/>
     <w:pPr>
       <w:keepNext/>
       <w:keepLines/>
@@ -2467,7 +2434,7 @@
     </w:pPr>
     <w:rPr>
       <w:rFonts w:eastAsiaTheme="majorEastAsia" w:cstheme="majorBidi"/>
-      <w:color w:val="2F5496" w:themeColor="accent1" w:themeShade="BF"/>
+      <w:color w:val="0F4761" w:themeColor="accent1" w:themeShade="BF"/>
     </w:rPr>
   </w:style>
   <w:style w:type="paragraph" w:styleId="Heading6">
@@ -2479,7 +2446,7 @@
     <w:semiHidden/>
     <w:unhideWhenUsed/>
     <w:qFormat/>
-    <w:rsid w:val="00FE21C1"/>
+    <w:rsid w:val="002E7D86"/>
     <w:pPr>
       <w:keepNext/>
       <w:keepLines/>
@@ -2502,7 +2469,7 @@
     <w:semiHidden/>
     <w:unhideWhenUsed/>
     <w:qFormat/>
-    <w:rsid w:val="00FE21C1"/>
+    <w:rsid w:val="002E7D86"/>
     <w:pPr>
       <w:keepNext/>
       <w:keepLines/>
@@ -2523,7 +2490,7 @@
     <w:semiHidden/>
     <w:unhideWhenUsed/>
     <w:qFormat/>
-    <w:rsid w:val="00FE21C1"/>
+    <w:rsid w:val="002E7D86"/>
     <w:pPr>
       <w:keepNext/>
       <w:keepLines/>
@@ -2546,7 +2513,7 @@
     <w:semiHidden/>
     <w:unhideWhenUsed/>
     <w:qFormat/>
-    <w:rsid w:val="00FE21C1"/>
+    <w:rsid w:val="002E7D86"/>
     <w:pPr>
       <w:keepNext/>
       <w:keepLines/>
@@ -2590,10 +2557,10 @@
     <w:basedOn w:val="DefaultParagraphFont"/>
     <w:link w:val="Heading1"/>
     <w:uiPriority w:val="9"/>
-    <w:rsid w:val="00FE21C1"/>
+    <w:rsid w:val="002E7D86"/>
     <w:rPr>
       <w:rFonts w:asciiTheme="majorHAnsi" w:eastAsiaTheme="majorEastAsia" w:hAnsiTheme="majorHAnsi" w:cstheme="majorBidi"/>
-      <w:color w:val="2F5496" w:themeColor="accent1" w:themeShade="BF"/>
+      <w:color w:val="0F4761" w:themeColor="accent1" w:themeShade="BF"/>
       <w:sz w:val="40"/>
       <w:szCs w:val="40"/>
     </w:rPr>
@@ -2604,10 +2571,10 @@
     <w:link w:val="Heading2"/>
     <w:uiPriority w:val="9"/>
     <w:semiHidden/>
-    <w:rsid w:val="00FE21C1"/>
+    <w:rsid w:val="002E7D86"/>
     <w:rPr>
       <w:rFonts w:asciiTheme="majorHAnsi" w:eastAsiaTheme="majorEastAsia" w:hAnsiTheme="majorHAnsi" w:cstheme="majorBidi"/>
-      <w:color w:val="2F5496" w:themeColor="accent1" w:themeShade="BF"/>
+      <w:color w:val="0F4761" w:themeColor="accent1" w:themeShade="BF"/>
       <w:sz w:val="32"/>
       <w:szCs w:val="32"/>
     </w:rPr>
@@ -2618,10 +2585,10 @@
     <w:link w:val="Heading3"/>
     <w:uiPriority w:val="9"/>
     <w:semiHidden/>
-    <w:rsid w:val="00FE21C1"/>
+    <w:rsid w:val="002E7D86"/>
     <w:rPr>
       <w:rFonts w:eastAsiaTheme="majorEastAsia" w:cstheme="majorBidi"/>
-      <w:color w:val="2F5496" w:themeColor="accent1" w:themeShade="BF"/>
+      <w:color w:val="0F4761" w:themeColor="accent1" w:themeShade="BF"/>
       <w:sz w:val="28"/>
       <w:szCs w:val="28"/>
     </w:rPr>
@@ -2632,12 +2599,12 @@
     <w:link w:val="Heading4"/>
     <w:uiPriority w:val="9"/>
     <w:semiHidden/>
-    <w:rsid w:val="00FE21C1"/>
+    <w:rsid w:val="002E7D86"/>
     <w:rPr>
       <w:rFonts w:eastAsiaTheme="majorEastAsia" w:cstheme="majorBidi"/>
       <w:i/>
       <w:iCs/>
-      <w:color w:val="2F5496" w:themeColor="accent1" w:themeShade="BF"/>
+      <w:color w:val="0F4761" w:themeColor="accent1" w:themeShade="BF"/>
     </w:rPr>
   </w:style>
   <w:style w:type="character" w:customStyle="1" w:styleId="Heading5Char">
@@ -2646,10 +2613,10 @@
     <w:link w:val="Heading5"/>
     <w:uiPriority w:val="9"/>
     <w:semiHidden/>
-    <w:rsid w:val="00FE21C1"/>
+    <w:rsid w:val="002E7D86"/>
     <w:rPr>
       <w:rFonts w:eastAsiaTheme="majorEastAsia" w:cstheme="majorBidi"/>
-      <w:color w:val="2F5496" w:themeColor="accent1" w:themeShade="BF"/>
+      <w:color w:val="0F4761" w:themeColor="accent1" w:themeShade="BF"/>
     </w:rPr>
   </w:style>
   <w:style w:type="character" w:customStyle="1" w:styleId="Heading6Char">
@@ -2658,7 +2625,7 @@
     <w:link w:val="Heading6"/>
     <w:uiPriority w:val="9"/>
     <w:semiHidden/>
-    <w:rsid w:val="00FE21C1"/>
+    <w:rsid w:val="002E7D86"/>
     <w:rPr>
       <w:rFonts w:eastAsiaTheme="majorEastAsia" w:cstheme="majorBidi"/>
       <w:i/>
@@ -2672,7 +2639,7 @@
     <w:link w:val="Heading7"/>
     <w:uiPriority w:val="9"/>
     <w:semiHidden/>
-    <w:rsid w:val="00FE21C1"/>
+    <w:rsid w:val="002E7D86"/>
     <w:rPr>
       <w:rFonts w:eastAsiaTheme="majorEastAsia" w:cstheme="majorBidi"/>
       <w:color w:val="595959" w:themeColor="text1" w:themeTint="A6"/>
@@ -2684,7 +2651,7 @@
     <w:link w:val="Heading8"/>
     <w:uiPriority w:val="9"/>
     <w:semiHidden/>
-    <w:rsid w:val="00FE21C1"/>
+    <w:rsid w:val="002E7D86"/>
     <w:rPr>
       <w:rFonts w:eastAsiaTheme="majorEastAsia" w:cstheme="majorBidi"/>
       <w:i/>
@@ -2698,7 +2665,7 @@
     <w:link w:val="Heading9"/>
     <w:uiPriority w:val="9"/>
     <w:semiHidden/>
-    <w:rsid w:val="00FE21C1"/>
+    <w:rsid w:val="002E7D86"/>
     <w:rPr>
       <w:rFonts w:eastAsiaTheme="majorEastAsia" w:cstheme="majorBidi"/>
       <w:color w:val="272727" w:themeColor="text1" w:themeTint="D8"/>
@@ -2711,7 +2678,7 @@
     <w:link w:val="TitleChar"/>
     <w:uiPriority w:val="10"/>
     <w:qFormat/>
-    <w:rsid w:val="00FE21C1"/>
+    <w:rsid w:val="002E7D86"/>
     <w:pPr>
       <w:spacing w:after="80" w:line="240" w:lineRule="auto"/>
       <w:contextualSpacing/>
@@ -2729,7 +2696,7 @@
     <w:basedOn w:val="DefaultParagraphFont"/>
     <w:link w:val="Title"/>
     <w:uiPriority w:val="10"/>
-    <w:rsid w:val="00FE21C1"/>
+    <w:rsid w:val="002E7D86"/>
     <w:rPr>
       <w:rFonts w:asciiTheme="majorHAnsi" w:eastAsiaTheme="majorEastAsia" w:hAnsiTheme="majorHAnsi" w:cstheme="majorBidi"/>
       <w:spacing w:val="-10"/>
@@ -2745,7 +2712,7 @@
     <w:link w:val="SubtitleChar"/>
     <w:uiPriority w:val="11"/>
     <w:qFormat/>
-    <w:rsid w:val="00FE21C1"/>
+    <w:rsid w:val="002E7D86"/>
     <w:pPr>
       <w:numPr>
         <w:ilvl w:val="1"/>
@@ -2764,7 +2731,7 @@
     <w:basedOn w:val="DefaultParagraphFont"/>
     <w:link w:val="Subtitle"/>
     <w:uiPriority w:val="11"/>
-    <w:rsid w:val="00FE21C1"/>
+    <w:rsid w:val="002E7D86"/>
     <w:rPr>
       <w:rFonts w:eastAsiaTheme="majorEastAsia" w:cstheme="majorBidi"/>
       <w:color w:val="595959" w:themeColor="text1" w:themeTint="A6"/>
@@ -2780,7 +2747,7 @@
     <w:link w:val="QuoteChar"/>
     <w:uiPriority w:val="29"/>
     <w:qFormat/>
-    <w:rsid w:val="00FE21C1"/>
+    <w:rsid w:val="002E7D86"/>
     <w:pPr>
       <w:spacing w:before="160"/>
       <w:jc w:val="center"/>
@@ -2796,7 +2763,7 @@
     <w:basedOn w:val="DefaultParagraphFont"/>
     <w:link w:val="Quote"/>
     <w:uiPriority w:val="29"/>
-    <w:rsid w:val="00FE21C1"/>
+    <w:rsid w:val="002E7D86"/>
     <w:rPr>
       <w:i/>
       <w:iCs/>
@@ -2808,7 +2775,7 @@
     <w:basedOn w:val="Normal"/>
     <w:uiPriority w:val="34"/>
     <w:qFormat/>
-    <w:rsid w:val="00FE21C1"/>
+    <w:rsid w:val="002E7D86"/>
     <w:pPr>
       <w:ind w:left="720"/>
       <w:contextualSpacing/>
@@ -2819,11 +2786,11 @@
     <w:basedOn w:val="DefaultParagraphFont"/>
     <w:uiPriority w:val="21"/>
     <w:qFormat/>
-    <w:rsid w:val="00FE21C1"/>
+    <w:rsid w:val="002E7D86"/>
     <w:rPr>
       <w:i/>
       <w:iCs/>
-      <w:color w:val="2F5496" w:themeColor="accent1" w:themeShade="BF"/>
+      <w:color w:val="0F4761" w:themeColor="accent1" w:themeShade="BF"/>
     </w:rPr>
   </w:style>
   <w:style w:type="paragraph" w:styleId="IntenseQuote">
@@ -2833,11 +2800,11 @@
     <w:link w:val="IntenseQuoteChar"/>
     <w:uiPriority w:val="30"/>
     <w:qFormat/>
-    <w:rsid w:val="00FE21C1"/>
+    <w:rsid w:val="002E7D86"/>
     <w:pPr>
       <w:pBdr>
-        <w:top w:val="single" w:sz="4" w:space="10" w:color="2F5496" w:themeColor="accent1" w:themeShade="BF"/>
-        <w:bottom w:val="single" w:sz="4" w:space="10" w:color="2F5496" w:themeColor="accent1" w:themeShade="BF"/>
+        <w:top w:val="single" w:sz="4" w:space="10" w:color="0F4761" w:themeColor="accent1" w:themeShade="BF"/>
+        <w:bottom w:val="single" w:sz="4" w:space="10" w:color="0F4761" w:themeColor="accent1" w:themeShade="BF"/>
       </w:pBdr>
       <w:spacing w:before="360" w:after="360"/>
       <w:ind w:left="864" w:right="864"/>
@@ -2846,7 +2813,7 @@
     <w:rPr>
       <w:i/>
       <w:iCs/>
-      <w:color w:val="2F5496" w:themeColor="accent1" w:themeShade="BF"/>
+      <w:color w:val="0F4761" w:themeColor="accent1" w:themeShade="BF"/>
     </w:rPr>
   </w:style>
   <w:style w:type="character" w:customStyle="1" w:styleId="IntenseQuoteChar">
@@ -2854,11 +2821,11 @@
     <w:basedOn w:val="DefaultParagraphFont"/>
     <w:link w:val="IntenseQuote"/>
     <w:uiPriority w:val="30"/>
-    <w:rsid w:val="00FE21C1"/>
+    <w:rsid w:val="002E7D86"/>
     <w:rPr>
       <w:i/>
       <w:iCs/>
-      <w:color w:val="2F5496" w:themeColor="accent1" w:themeShade="BF"/>
+      <w:color w:val="0F4761" w:themeColor="accent1" w:themeShade="BF"/>
     </w:rPr>
   </w:style>
   <w:style w:type="character" w:styleId="IntenseReference">
@@ -2866,14 +2833,58 @@
     <w:basedOn w:val="DefaultParagraphFont"/>
     <w:uiPriority w:val="32"/>
     <w:qFormat/>
-    <w:rsid w:val="00FE21C1"/>
+    <w:rsid w:val="002E7D86"/>
     <w:rPr>
       <w:b/>
       <w:bCs/>
       <w:smallCaps/>
-      <w:color w:val="2F5496" w:themeColor="accent1" w:themeShade="BF"/>
+      <w:color w:val="0F4761" w:themeColor="accent1" w:themeShade="BF"/>
       <w:spacing w:val="5"/>
     </w:rPr>
+  </w:style>
+  <w:style w:type="paragraph" w:styleId="Header">
+    <w:name w:val="header"/>
+    <w:basedOn w:val="Normal"/>
+    <w:link w:val="HeaderChar"/>
+    <w:uiPriority w:val="99"/>
+    <w:unhideWhenUsed/>
+    <w:rsid w:val="002E7D86"/>
+    <w:pPr>
+      <w:tabs>
+        <w:tab w:val="center" w:pos="4680"/>
+        <w:tab w:val="right" w:pos="9360"/>
+      </w:tabs>
+      <w:spacing w:after="0" w:line="240" w:lineRule="auto"/>
+    </w:pPr>
+  </w:style>
+  <w:style w:type="character" w:customStyle="1" w:styleId="HeaderChar">
+    <w:name w:val="Header Char"/>
+    <w:basedOn w:val="DefaultParagraphFont"/>
+    <w:link w:val="Header"/>
+    <w:uiPriority w:val="99"/>
+    <w:rsid w:val="002E7D86"/>
+  </w:style>
+  <w:style w:type="paragraph" w:styleId="Footer">
+    <w:name w:val="footer"/>
+    <w:basedOn w:val="Normal"/>
+    <w:link w:val="FooterChar"/>
+    <w:uiPriority w:val="99"/>
+    <w:unhideWhenUsed/>
+    <w:rsid w:val="002E7D86"/>
+    <w:pPr>
+      <w:tabs>
+        <w:tab w:val="center" w:pos="4680"/>
+        <w:tab w:val="right" w:pos="9360"/>
+      </w:tabs>
+      <w:spacing w:after="0" w:line="240" w:lineRule="auto"/>
+    </w:pPr>
+  </w:style>
+  <w:style w:type="character" w:customStyle="1" w:styleId="FooterChar">
+    <w:name w:val="Footer Char"/>
+    <w:basedOn w:val="DefaultParagraphFont"/>
+    <w:link w:val="Footer"/>
+    <w:uiPriority w:val="99"/>
+    <w:rsid w:val="002E7D86"/>
   </w:style>
 </w:styles>
 </file>
@@ -2889,39 +2900,39 @@
         <a:sysClr val="window" lastClr="FFFFFF"/>
       </a:lt1>
       <a:dk2>
-        <a:srgbClr val="44546A"/>
+        <a:srgbClr val="0E2841"/>
       </a:dk2>
       <a:lt2>
-        <a:srgbClr val="E7E6E6"/>
+        <a:srgbClr val="E8E8E8"/>
       </a:lt2>
       <a:accent1>
-        <a:srgbClr val="4472C4"/>
+        <a:srgbClr val="156082"/>
       </a:accent1>
       <a:accent2>
-        <a:srgbClr val="ED7D31"/>
+        <a:srgbClr val="E97132"/>
       </a:accent2>
       <a:accent3>
-        <a:srgbClr val="A5A5A5"/>
+        <a:srgbClr val="196B24"/>
       </a:accent3>
       <a:accent4>
-        <a:srgbClr val="FFC000"/>
+        <a:srgbClr val="0F9ED5"/>
       </a:accent4>
       <a:accent5>
-        <a:srgbClr val="5B9BD5"/>
+        <a:srgbClr val="A02B93"/>
       </a:accent5>
       <a:accent6>
-        <a:srgbClr val="70AD47"/>
+        <a:srgbClr val="4EA72E"/>
       </a:accent6>
       <a:hlink>
-        <a:srgbClr val="0563C1"/>
+        <a:srgbClr val="467886"/>
       </a:hlink>
       <a:folHlink>
-        <a:srgbClr val="954F72"/>
+        <a:srgbClr val="96607D"/>
       </a:folHlink>
     </a:clrScheme>
     <a:fontScheme name="Office">
       <a:majorFont>
-        <a:latin typeface="Calibri Light" panose="020F0302020204030204"/>
+        <a:latin typeface="Aptos Display" panose="02110004020202020204"/>
         <a:ea typeface=""/>
         <a:cs typeface=""/>
         <a:font script="Jpan" typeface="游ゴシック Light"/>
@@ -2973,7 +2984,7 @@
         <a:font script="Tfng" typeface="Ebrima"/>
       </a:majorFont>
       <a:minorFont>
-        <a:latin typeface="Calibri" panose="020F0502020204030204"/>
+        <a:latin typeface="Aptos" panose="02110004020202020204"/>
         <a:ea typeface=""/>
         <a:cs typeface=""/>
         <a:font script="Jpan" typeface="游ゴシック"/>
